--- a/ADG/16장/16장_역할전환과이후운영.docx
+++ b/ADG/16장/16장_역할전환과이후운영.docx
@@ -16,7 +16,7 @@
           <w:rFonts w:ascii="맑은 고딕" w:hAnsi="맑은 고딕" w:eastAsia="맑은 고딕"/>
           <w:sz w:val="21"/>
         </w:rPr>
-        <w:t>1장부터 15장까지 구성하고 감시했다. **한 번도 역할을 바꾸지는 않았다.**</w:t>
+        <w:t>1장부터 15장까지 구성하고 감시했지만 **한 번도 역할을 바꾸지는 않았다.** Data Guard를 만든 이유가 그것인데도 그렇다. **시험해 보지 않은 전환은 없는 것과 같다.**</w:t>
       </w:r>
     </w:p>
     <w:p>
@@ -25,16 +25,7 @@
           <w:rFonts w:ascii="맑은 고딕" w:hAnsi="맑은 고딕" w:eastAsia="맑은 고딕"/>
           <w:sz w:val="21"/>
         </w:rPr>
-        <w:t>Data Guard를 만든 이유가 그것인데도 그렇다. 재해가 나면 Standby를 Primary로 올려야 하고, 그러려면 그 절차가 실제로 동작한다는 것을 확인해 두어야 한다. **시험해 보지 않은 전환은 없는 것과 같다.**</w:t>
-      </w:r>
-    </w:p>
-    <w:p>
-      <w:r>
-        <w:rPr>
-          <w:rFonts w:ascii="맑은 고딕" w:hAnsi="맑은 고딕" w:eastAsia="맑은 고딕"/>
-          <w:sz w:val="21"/>
-        </w:rPr>
-        <w:t>이 장에서 실제로 바꾼다. 계획된 전환과 비계획 전환을 모두 하고, 원래대로 되돌린다.</w:t>
+        <w:t>이 장에서 실제로 바꾼다. 계획된 전환과 비계획 전환을 모두 하고 원래대로 되돌린다.</w:t>
       </w:r>
     </w:p>
     <w:p>
@@ -447,7 +438,7 @@
           <w:rFonts w:ascii="맑은 고딕" w:hAnsi="맑은 고딕" w:eastAsia="맑은 고딕"/>
           <w:sz w:val="21"/>
         </w:rPr>
-        <w:t>**손실 여부가 핵심 차이다.** Switchover는 Primary가 살아 있으므로 남은 리두를 모두 보내고 나서 역할을 바꾼다. Failover는 그럴 수 없으므로 Standby가 받은 데까지만 살린다.</w:t>
+        <w:t>**손실 여부가 핵심 차이다.** Switchover는 Primary가 살아 있으므로 남은 리두를 모두 보내고 바꾼다. Failover는 그럴 수 없으므로 받은 데까지만 살린다.</w:t>
       </w:r>
     </w:p>
     <w:p>
@@ -456,16 +447,7 @@
           <w:rFonts w:ascii="맑은 고딕" w:hAnsi="맑은 고딕" w:eastAsia="맑은 고딕"/>
           <w:sz w:val="21"/>
         </w:rPr>
-        <w:t>14장의 `VALIDATE DATABASE` 출력에서 이 차이가 이미 드러났다. 전송을 껐을 때 `Ready for Switchover: No`이면서 `Ready for Failover: Yes`였다. **무손실이어야 하는 쪽만 막힌 것**이다.</w:t>
-      </w:r>
-    </w:p>
-    <w:p>
-      <w:r>
-        <w:rPr>
-          <w:rFonts w:ascii="맑은 고딕" w:hAnsi="맑은 고딕" w:eastAsia="맑은 고딕"/>
-          <w:sz w:val="21"/>
-        </w:rPr>
-        <w:t>그러므로 실무에서는 Switchover를 정기적으로 훈련한다. Failover는 훈련하기 어렵고 흔적이 남지만, Switchover는 되돌릴 수 있어 반복할 수 있다.</w:t>
+        <w:t>14장의 `VALIDATE` 출력에서 이미 드러났다. 전송을 껐을 때 `Ready for Switchover: No`이면서 `Ready for Failover: Yes`였다. **무손실이어야 하는 쪽만 막힌 것**이다. 그래서 Switchover를 정기적으로 훈련한다. 되돌릴 수 있어 반복할 수 있기 때문이다.</w:t>
       </w:r>
     </w:p>
     <w:p>
@@ -800,7 +782,7 @@
                 <w:rFonts w:ascii="맑은 고딕" w:hAnsi="맑은 고딕" w:eastAsia="맑은 고딕"/>
                 <w:sz w:val="19"/>
               </w:rPr>
-              <w:t>지금 Standby로 내려갈 준비가 됐다</w:t>
+              <w:t>지금 내려갈 준비가 됐다</w:t>
             </w:r>
           </w:p>
         </w:tc>
@@ -844,7 +826,7 @@
                 <w:rFonts w:ascii="맑은 고딕" w:hAnsi="맑은 고딕" w:eastAsia="맑은 고딕"/>
                 <w:sz w:val="19"/>
               </w:rPr>
-              <w:t>**Standby에서는 이 명령을 시작할 수 없다**</w:t>
+              <w:t>**여기서는 명령을 시작할 수 없다**</w:t>
             </w:r>
           </w:p>
         </w:tc>
@@ -888,7 +870,7 @@
                 <w:rFonts w:ascii="맑은 고딕" w:hAnsi="맑은 고딕" w:eastAsia="맑은 고딕"/>
                 <w:sz w:val="19"/>
               </w:rPr>
-              <w:t>활성 세션이 있다. `WITH SESSION SHUTDOWN` 필요</w:t>
+              <w:t>활성 세션이 있다</w:t>
             </w:r>
           </w:p>
         </w:tc>
@@ -904,7 +886,7 @@
                 <w:rFonts w:ascii="맑은 고딕" w:hAnsi="맑은 고딕" w:eastAsia="맑은 고딕"/>
                 <w:sz w:val="19"/>
               </w:rPr>
-              <w:t>`TO PRIMARY`</w:t>
+              <w:t>`TO PRIMARY` / `RECOVERY NEEDED`</w:t>
             </w:r>
           </w:p>
         </w:tc>
@@ -932,51 +914,7 @@
                 <w:rFonts w:ascii="맑은 고딕" w:hAnsi="맑은 고딕" w:eastAsia="맑은 고딕"/>
                 <w:sz w:val="19"/>
               </w:rPr>
-              <w:t>(SQL 절차에서) 올라갈 준비가 됐다</w:t>
-            </w:r>
-          </w:p>
-        </w:tc>
-      </w:tr>
-      <w:tr>
-        <w:tc>
-          <w:tcPr>
-            <w:tcW w:type="dxa" w:w="2880"/>
-          </w:tcPr>
-          <w:p>
-            <w:r>
-              <w:rPr>
-                <w:rFonts w:ascii="맑은 고딕" w:hAnsi="맑은 고딕" w:eastAsia="맑은 고딕"/>
-                <w:sz w:val="19"/>
-              </w:rPr>
-              <w:t>`RECOVERY NEEDED`</w:t>
-            </w:r>
-          </w:p>
-        </w:tc>
-        <w:tc>
-          <w:tcPr>
-            <w:tcW w:type="dxa" w:w="2880"/>
-          </w:tcPr>
-          <w:p>
-            <w:r>
-              <w:rPr>
-                <w:rFonts w:ascii="맑은 고딕" w:hAnsi="맑은 고딕" w:eastAsia="맑은 고딕"/>
-                <w:sz w:val="19"/>
-              </w:rPr>
-              <w:t>Standby</w:t>
-            </w:r>
-          </w:p>
-        </w:tc>
-        <w:tc>
-          <w:tcPr>
-            <w:tcW w:type="dxa" w:w="2880"/>
-          </w:tcPr>
-          <w:p>
-            <w:r>
-              <w:rPr>
-                <w:rFonts w:ascii="맑은 고딕" w:hAnsi="맑은 고딕" w:eastAsia="맑은 고딕"/>
-                <w:sz w:val="19"/>
-              </w:rPr>
-              <w:t>적용이 덜 됐다</w:t>
+              <w:t>올라갈 준비 됨 / 적용이 덜 됨</w:t>
             </w:r>
           </w:p>
         </w:tc>
@@ -989,16 +927,7 @@
           <w:rFonts w:ascii="맑은 고딕" w:hAnsi="맑은 고딕" w:eastAsia="맑은 고딕"/>
           <w:sz w:val="21"/>
         </w:rPr>
-        <w:t>**`NOT ALLOWED`를 문제로 읽지 않는다.** Standby 쪽에서 전환을 시작할 수 없다는 뜻일 뿐이며, 명령은 Primary 쪽에서 낸다.</w:t>
-      </w:r>
-    </w:p>
-    <w:p>
-      <w:r>
-        <w:rPr>
-          <w:rFonts w:ascii="맑은 고딕" w:hAnsi="맑은 고딕" w:eastAsia="맑은 고딕"/>
-          <w:sz w:val="21"/>
-        </w:rPr>
-        <w:t>15장에서 반복한 주제가 여기서도 나온다. **뷰의 값이 무엇을 뜻하는지 알아야 판정할 수 있다.**</w:t>
+        <w:t>**`NOT ALLOWED`를 문제로 읽지 않는다.** 명령은 Primary 쪽에서 낸다. 15장에서 반복한 주제가 여기서도 나온다. **뷰의 값이 무엇을 뜻하는지 알아야 판정할 수 있다.**</w:t>
       </w:r>
     </w:p>
     <w:p>
@@ -1254,71 +1183,6 @@
               <w:t xml:space="preserve">    The static connect identifier allows for a connection to database "chicago".</w:t>
             </w:r>
           </w:p>
-          <w:p>
-            <w:pPr>
-              <w:spacing w:after="0" w:before="0"/>
-            </w:pPr>
-            <w:r>
-              <w:rPr>
-                <w:rFonts w:ascii="Consolas" w:hAnsi="Consolas" w:eastAsia="Consolas"/>
-                <w:color w:val="F2F2F2"/>
-                <w:sz w:val="19"/>
-              </w:rPr>
-              <w:t xml:space="preserve"> </w:t>
-            </w:r>
-          </w:p>
-          <w:p>
-            <w:pPr>
-              <w:spacing w:after="0" w:before="0"/>
-            </w:pPr>
-            <w:r>
-              <w:rPr>
-                <w:rFonts w:ascii="Consolas" w:hAnsi="Consolas" w:eastAsia="Consolas"/>
-                <w:color w:val="F2F2F2"/>
-                <w:sz w:val="19"/>
-              </w:rPr>
-              <w:t xml:space="preserve">  Log Files Cleared:</w:t>
-            </w:r>
-          </w:p>
-          <w:p>
-            <w:pPr>
-              <w:spacing w:after="0" w:before="0"/>
-            </w:pPr>
-            <w:r>
-              <w:rPr>
-                <w:rFonts w:ascii="Consolas" w:hAnsi="Consolas" w:eastAsia="Consolas"/>
-                <w:color w:val="F2F2F2"/>
-                <w:sz w:val="19"/>
-              </w:rPr>
-              <w:t xml:space="preserve">    chicago Standby Redo Log Files:  Cleared</w:t>
-            </w:r>
-          </w:p>
-          <w:p>
-            <w:pPr>
-              <w:spacing w:after="0" w:before="0"/>
-            </w:pPr>
-            <w:r>
-              <w:rPr>
-                <w:rFonts w:ascii="Consolas" w:hAnsi="Consolas" w:eastAsia="Consolas"/>
-                <w:color w:val="F2F2F2"/>
-                <w:sz w:val="19"/>
-              </w:rPr>
-              <w:t xml:space="preserve">    boston Online Redo Log Files:    Not Cleared</w:t>
-            </w:r>
-          </w:p>
-          <w:p>
-            <w:pPr>
-              <w:spacing w:after="0" w:before="0"/>
-            </w:pPr>
-            <w:r>
-              <w:rPr>
-                <w:rFonts w:ascii="Consolas" w:hAnsi="Consolas" w:eastAsia="Consolas"/>
-                <w:color w:val="F2F2F2"/>
-                <w:sz w:val="19"/>
-              </w:rPr>
-              <w:t xml:space="preserve">    boston Standby Redo Log Files:   Available</w:t>
-            </w:r>
-          </w:p>
         </w:tc>
       </w:tr>
     </w:tbl>
@@ -1338,7 +1202,7 @@
           <w:rFonts w:ascii="맑은 고딕" w:hAnsi="맑은 고딕" w:eastAsia="맑은 고딕"/>
           <w:sz w:val="21"/>
         </w:rPr>
-        <w:t>`static connect identifier` 검사도 여기서 의미가 커진다. 아래에서 볼 전환 과정에 **DGMGRL이 상대 인스턴스를 기동하는 단계**가 있는데, 그때 이 정적 등록을 쓴다. 13장에서 `_DGMGRL` 등록이 필수라고 한 이유가 이 한 줄에 있다.</w:t>
+        <w:t>`static connect identifier` 검사도 의미가 커진다. 전환 과정에 **DGMGRL이 상대 인스턴스를 기동하는 단계**가 있고 그때 이 등록을 쓴다.</w:t>
       </w:r>
     </w:p>
     <w:tbl>
@@ -1547,19 +1411,6 @@
                 <w:color w:val="F2F2F2"/>
                 <w:sz w:val="19"/>
               </w:rPr>
-              <w:t>Connecting ...</w:t>
-            </w:r>
-          </w:p>
-          <w:p>
-            <w:pPr>
-              <w:spacing w:after="0" w:before="0"/>
-            </w:pPr>
-            <w:r>
-              <w:rPr>
-                <w:rFonts w:ascii="Consolas" w:hAnsi="Consolas" w:eastAsia="Consolas"/>
-                <w:color w:val="F2F2F2"/>
-                <w:sz w:val="19"/>
-              </w:rPr>
               <w:t>Connected to "boston"</w:t>
             </w:r>
           </w:p>
@@ -1573,19 +1424,6 @@
                 <w:color w:val="F2F2F2"/>
                 <w:sz w:val="19"/>
               </w:rPr>
-              <w:t>Connected as SYSDBA.</w:t>
-            </w:r>
-          </w:p>
-          <w:p>
-            <w:pPr>
-              <w:spacing w:after="0" w:before="0"/>
-            </w:pPr>
-            <w:r>
-              <w:rPr>
-                <w:rFonts w:ascii="Consolas" w:hAnsi="Consolas" w:eastAsia="Consolas"/>
-                <w:color w:val="F2F2F2"/>
-                <w:sz w:val="19"/>
-              </w:rPr>
               <w:t>New primary database "boston" is opening...</w:t>
             </w:r>
           </w:p>
@@ -1651,19 +1489,6 @@
                 <w:color w:val="F2F2F2"/>
                 <w:sz w:val="19"/>
               </w:rPr>
-              <w:t>Connected to "chicago"</w:t>
-            </w:r>
-          </w:p>
-          <w:p>
-            <w:pPr>
-              <w:spacing w:after="0" w:before="0"/>
-            </w:pPr>
-            <w:r>
-              <w:rPr>
-                <w:rFonts w:ascii="Consolas" w:hAnsi="Consolas" w:eastAsia="Consolas"/>
-                <w:color w:val="F2F2F2"/>
-                <w:sz w:val="19"/>
-              </w:rPr>
               <w:t>Database mounted.</w:t>
             </w:r>
           </w:p>
@@ -1678,19 +1503,6 @@
                 <w:sz w:val="19"/>
               </w:rPr>
               <w:t>Database opened.</w:t>
-            </w:r>
-          </w:p>
-          <w:p>
-            <w:pPr>
-              <w:spacing w:after="0" w:before="0"/>
-            </w:pPr>
-            <w:r>
-              <w:rPr>
-                <w:rFonts w:ascii="Consolas" w:hAnsi="Consolas" w:eastAsia="Consolas"/>
-                <w:color w:val="F2F2F2"/>
-                <w:sz w:val="19"/>
-              </w:rPr>
-              <w:t>Connected to "chicago"</w:t>
             </w:r>
           </w:p>
           <w:p>
@@ -1751,7 +1563,7 @@
                 <w:b/>
                 <w:sz w:val="19"/>
               </w:rPr>
-              <w:t>줄</w:t>
+              <w:t>단계</w:t>
             </w:r>
           </w:p>
         </w:tc>
@@ -1797,7 +1609,7 @@
                 <w:rFonts w:ascii="맑은 고딕" w:hAnsi="맑은 고딕" w:eastAsia="맑은 고딕"/>
                 <w:sz w:val="19"/>
               </w:rPr>
-              <w:t>남은 리두를 보내고 역할 전환을 시작한다</w:t>
+              <w:t>남은 리두를 보내고 전환을 시작한다</w:t>
             </w:r>
           </w:p>
         </w:tc>
@@ -1813,7 +1625,7 @@
                 <w:rFonts w:ascii="맑은 고딕" w:hAnsi="맑은 고딕" w:eastAsia="맑은 고딕"/>
                 <w:sz w:val="19"/>
               </w:rPr>
-              <w:t>`Operation requires a connection to database "boston"`</w:t>
+              <w:t>`... connection to database "boston"`</w:t>
             </w:r>
           </w:p>
         </w:tc>
@@ -1827,7 +1639,7 @@
                 <w:rFonts w:ascii="맑은 고딕" w:hAnsi="맑은 고딕" w:eastAsia="맑은 고딕"/>
                 <w:sz w:val="19"/>
               </w:rPr>
-              <w:t>**대상에 접속**한다. 여기서 접속 식별자를 쓴다</w:t>
+              <w:t>**대상에 접속**한다 (접속 식별자)</w:t>
             </w:r>
           </w:p>
         </w:tc>
@@ -1843,7 +1655,7 @@
                 <w:rFonts w:ascii="맑은 고딕" w:hAnsi="맑은 고딕" w:eastAsia="맑은 고딕"/>
                 <w:sz w:val="19"/>
               </w:rPr>
-              <w:t>`New primary database "boston" is opening...`</w:t>
+              <w:t>`New primary ... is opening`</w:t>
             </w:r>
           </w:p>
         </w:tc>
@@ -1873,7 +1685,7 @@
                 <w:rFonts w:ascii="맑은 고딕" w:hAnsi="맑은 고딕" w:eastAsia="맑은 고딕"/>
                 <w:sz w:val="19"/>
               </w:rPr>
-              <w:t>`Operation requires start up of instance "chicago"`</w:t>
+              <w:t>`... start up of instance "chicago"`</w:t>
             </w:r>
           </w:p>
         </w:tc>
@@ -1887,7 +1699,7 @@
                 <w:rFonts w:ascii="맑은 고딕" w:hAnsi="맑은 고딕" w:eastAsia="맑은 고딕"/>
                 <w:sz w:val="19"/>
               </w:rPr>
-              <w:t>**옛 Primary를 다시 기동**한다</w:t>
+              <w:t>**옛 Primary를 다시 기동**한다 (정적 등록)</w:t>
             </w:r>
           </w:p>
         </w:tc>
@@ -1903,7 +1715,7 @@
                 <w:rFonts w:ascii="맑은 고딕" w:hAnsi="맑은 고딕" w:eastAsia="맑은 고딕"/>
                 <w:sz w:val="19"/>
               </w:rPr>
-              <w:t>`Connected to an idle instance.`</w:t>
+              <w:t>`mounted` / `opened`</w:t>
             </w:r>
           </w:p>
         </w:tc>
@@ -1917,97 +1729,7 @@
                 <w:rFonts w:ascii="맑은 고딕" w:hAnsi="맑은 고딕" w:eastAsia="맑은 고딕"/>
                 <w:sz w:val="19"/>
               </w:rPr>
-              <w:t>그 시점에 chicago는 내려가 있다</w:t>
-            </w:r>
-          </w:p>
-        </w:tc>
-      </w:tr>
-      <w:tr>
-        <w:tc>
-          <w:tcPr>
-            <w:tcW w:type="dxa" w:w="4320"/>
-          </w:tcPr>
-          <w:p>
-            <w:r>
-              <w:rPr>
-                <w:rFonts w:ascii="맑은 고딕" w:hAnsi="맑은 고딕" w:eastAsia="맑은 고딕"/>
-                <w:sz w:val="19"/>
-              </w:rPr>
-              <w:t>`ORACLE instance started.`</w:t>
-            </w:r>
-          </w:p>
-        </w:tc>
-        <w:tc>
-          <w:tcPr>
-            <w:tcW w:type="dxa" w:w="4320"/>
-          </w:tcPr>
-          <w:p>
-            <w:r>
-              <w:rPr>
-                <w:rFonts w:ascii="맑은 고딕" w:hAnsi="맑은 고딕" w:eastAsia="맑은 고딕"/>
-                <w:sz w:val="19"/>
-              </w:rPr>
-              <w:t>**정적 등록이 여기서 쓰인다**</w:t>
-            </w:r>
-          </w:p>
-        </w:tc>
-      </w:tr>
-      <w:tr>
-        <w:tc>
-          <w:tcPr>
-            <w:tcW w:type="dxa" w:w="4320"/>
-          </w:tcPr>
-          <w:p>
-            <w:r>
-              <w:rPr>
-                <w:rFonts w:ascii="맑은 고딕" w:hAnsi="맑은 고딕" w:eastAsia="맑은 고딕"/>
-                <w:sz w:val="19"/>
-              </w:rPr>
-              <w:t>`Database mounted.` / `Database opened.`</w:t>
-            </w:r>
-          </w:p>
-        </w:tc>
-        <w:tc>
-          <w:tcPr>
-            <w:tcW w:type="dxa" w:w="4320"/>
-          </w:tcPr>
-          <w:p>
-            <w:r>
-              <w:rPr>
-                <w:rFonts w:ascii="맑은 고딕" w:hAnsi="맑은 고딕" w:eastAsia="맑은 고딕"/>
-                <w:sz w:val="19"/>
-              </w:rPr>
-              <w:t>새 Standby로 마운트하고 연다</w:t>
-            </w:r>
-          </w:p>
-        </w:tc>
-      </w:tr>
-      <w:tr>
-        <w:tc>
-          <w:tcPr>
-            <w:tcW w:type="dxa" w:w="4320"/>
-          </w:tcPr>
-          <w:p>
-            <w:r>
-              <w:rPr>
-                <w:rFonts w:ascii="맑은 고딕" w:hAnsi="맑은 고딕" w:eastAsia="맑은 고딕"/>
-                <w:sz w:val="19"/>
-              </w:rPr>
-              <w:t>`Switchover succeeded, new primary is "boston"`</w:t>
-            </w:r>
-          </w:p>
-        </w:tc>
-        <w:tc>
-          <w:tcPr>
-            <w:tcW w:type="dxa" w:w="4320"/>
-          </w:tcPr>
-          <w:p>
-            <w:r>
-              <w:rPr>
-                <w:rFonts w:ascii="맑은 고딕" w:hAnsi="맑은 고딕" w:eastAsia="맑은 고딕"/>
-                <w:sz w:val="19"/>
-              </w:rPr>
-              <w:t>완료</w:t>
+              <w:t>새 Standby로 올린다</w:t>
             </w:r>
           </w:p>
         </w:tc>
@@ -2020,7 +1742,7 @@
           <w:rFonts w:ascii="맑은 고딕" w:hAnsi="맑은 고딕" w:eastAsia="맑은 고딕"/>
           <w:sz w:val="21"/>
         </w:rPr>
-        <w:t>**`Connected to an idle instance.`가 이 출력의 핵심이다.** 옛 Primary는 전환 과정에서 한 번 내려간다. 그 상태의 인스턴스에 접속하려면 리스너에 **정적으로 등록**되어 있어야 한다. 동적 등록은 인스턴스가 살아 있을 때만 유효하기 때문이다.</w:t>
+        <w:t>**`Connected to an idle instance.`가 이 출력의 핵심이다.** 옛 Primary는 전환 중 한 번 내려간다. 그 인스턴스에 접속하려면 리스너에 **정적으로 등록**되어 있어야 한다. 동적 등록은 인스턴스가 살아 있을 때만 유효하기 때문이다.</w:t>
       </w:r>
     </w:p>
     <w:p>
@@ -2029,7 +1751,7 @@
           <w:rFonts w:ascii="맑은 고딕" w:hAnsi="맑은 고딕" w:eastAsia="맑은 고딕"/>
           <w:sz w:val="21"/>
         </w:rPr>
-        <w:t>13장에서 `chicago_DGMGRL`을 `listener.ora`에 적을 때 "역할 전환에 필요하다"고만 했는데, 그 필요가 여기서 구체적으로 드러난다. 이 등록이 없으면 전환은 **`New primary ... is opening` 다음에서 멈춘다.** 새 Primary는 올라갔는데 옛 Primary를 되살리지 못한 상태가 된다.</w:t>
+        <w:t>13장에서 `chicago_DGMGRL`을 적을 때의 그 필요가 여기서 드러난다. 없으면 전환은 **`New primary ... is opening` 다음에서 멈춘다.**</w:t>
       </w:r>
     </w:p>
     <w:p>
@@ -2038,7 +1760,7 @@
           <w:rFonts w:ascii="맑은 고딕" w:hAnsi="맑은 고딕" w:eastAsia="맑은 고딕"/>
           <w:sz w:val="21"/>
         </w:rPr>
-        <w:t>그리고 `Database opened.`도 읽어 둔다. 새 Standby가 **마운트에서 그치지 않고 열렸다.** Broker가 이전 상태(Active Data Guard)를 기억하고 재현한 것이다.</w:t>
+        <w:t>`Database opened.`도 읽어 둔다. 새 Standby가 마운트에서 그치지 않고 열렸다. **Active Data Guard가 재현된 것**이다.</w:t>
       </w:r>
     </w:p>
     <w:p>
@@ -2074,45 +1796,6 @@
                 <w:color w:val="F2F2F2"/>
                 <w:sz w:val="19"/>
               </w:rPr>
-              <w:t>SYS@chicago&gt; select db_unique_name, database_role, open_mode, switchover_status</w:t>
-            </w:r>
-          </w:p>
-          <w:p>
-            <w:pPr>
-              <w:spacing w:after="0" w:before="0"/>
-            </w:pPr>
-            <w:r>
-              <w:rPr>
-                <w:rFonts w:ascii="Consolas" w:hAnsi="Consolas" w:eastAsia="Consolas"/>
-                <w:color w:val="F2F2F2"/>
-                <w:sz w:val="19"/>
-              </w:rPr>
-              <w:t xml:space="preserve">  2            from v$database;</w:t>
-            </w:r>
-          </w:p>
-          <w:p>
-            <w:pPr>
-              <w:spacing w:after="0" w:before="0"/>
-            </w:pPr>
-            <w:r>
-              <w:rPr>
-                <w:rFonts w:ascii="Consolas" w:hAnsi="Consolas" w:eastAsia="Consolas"/>
-                <w:color w:val="F2F2F2"/>
-                <w:sz w:val="19"/>
-              </w:rPr>
-              <w:t xml:space="preserve"> </w:t>
-            </w:r>
-          </w:p>
-          <w:p>
-            <w:pPr>
-              <w:spacing w:after="0" w:before="0"/>
-            </w:pPr>
-            <w:r>
-              <w:rPr>
-                <w:rFonts w:ascii="Consolas" w:hAnsi="Consolas" w:eastAsia="Consolas"/>
-                <w:color w:val="F2F2F2"/>
-                <w:sz w:val="19"/>
-              </w:rPr>
               <w:t>DB_UNIQUE_ DATABASE_ROLE    OPEN_MODE            SWITCHOVER_STATUS</w:t>
             </w:r>
           </w:p>
@@ -2140,71 +1823,6 @@
                 <w:sz w:val="19"/>
               </w:rPr>
               <w:t>chicago    PHYSICAL STANDBY READ ONLY WITH APPLY NOT ALLOWED</w:t>
-            </w:r>
-          </w:p>
-          <w:p>
-            <w:pPr>
-              <w:spacing w:after="0" w:before="0"/>
-            </w:pPr>
-            <w:r>
-              <w:rPr>
-                <w:rFonts w:ascii="Consolas" w:hAnsi="Consolas" w:eastAsia="Consolas"/>
-                <w:color w:val="F2F2F2"/>
-                <w:sz w:val="19"/>
-              </w:rPr>
-              <w:t xml:space="preserve"> </w:t>
-            </w:r>
-          </w:p>
-          <w:p>
-            <w:pPr>
-              <w:spacing w:after="0" w:before="0"/>
-            </w:pPr>
-            <w:r>
-              <w:rPr>
-                <w:rFonts w:ascii="Consolas" w:hAnsi="Consolas" w:eastAsia="Consolas"/>
-                <w:color w:val="F2F2F2"/>
-                <w:sz w:val="19"/>
-              </w:rPr>
-              <w:t>SYS@boston&gt; (같은 조회)</w:t>
-            </w:r>
-          </w:p>
-          <w:p>
-            <w:pPr>
-              <w:spacing w:after="0" w:before="0"/>
-            </w:pPr>
-            <w:r>
-              <w:rPr>
-                <w:rFonts w:ascii="Consolas" w:hAnsi="Consolas" w:eastAsia="Consolas"/>
-                <w:color w:val="F2F2F2"/>
-                <w:sz w:val="19"/>
-              </w:rPr>
-              <w:t xml:space="preserve"> </w:t>
-            </w:r>
-          </w:p>
-          <w:p>
-            <w:pPr>
-              <w:spacing w:after="0" w:before="0"/>
-            </w:pPr>
-            <w:r>
-              <w:rPr>
-                <w:rFonts w:ascii="Consolas" w:hAnsi="Consolas" w:eastAsia="Consolas"/>
-                <w:color w:val="F2F2F2"/>
-                <w:sz w:val="19"/>
-              </w:rPr>
-              <w:t>DB_UNIQUE_ DATABASE_ROLE    OPEN_MODE            SWITCHOVER_STATUS</w:t>
-            </w:r>
-          </w:p>
-          <w:p>
-            <w:pPr>
-              <w:spacing w:after="0" w:before="0"/>
-            </w:pPr>
-            <w:r>
-              <w:rPr>
-                <w:rFonts w:ascii="Consolas" w:hAnsi="Consolas" w:eastAsia="Consolas"/>
-                <w:color w:val="F2F2F2"/>
-                <w:sz w:val="19"/>
-              </w:rPr>
-              <w:t>---------- ---------------- -------------------- ------------------</w:t>
             </w:r>
           </w:p>
           <w:p>
@@ -2336,7 +1954,7 @@
           <w:rFonts w:ascii="맑은 고딕" w:hAnsi="맑은 고딕" w:eastAsia="맑은 고딕"/>
           <w:sz w:val="21"/>
         </w:rPr>
-        <w:t>chicago에 MRP0가 떴다. **우리가 명령을 내리지 않았다.** Broker의 `Intended State`가 역할과 함께 옮겨 갔기 때문이다. 13장에서 배운 개념이 전환에서 이렇게 작동한다.</w:t>
+        <w:t>chicago에 MRP0가 떴다. **우리가 명령을 내리지 않았다.** Broker의 `Intended State`가 역할과 함께 옮겨 갔기 때문이다.</w:t>
       </w:r>
     </w:p>
     <w:tbl>
@@ -2627,7 +2245,7 @@
           <w:rFonts w:ascii="맑은 고딕" w:hAnsi="맑은 고딕" w:eastAsia="맑은 고딕"/>
           <w:sz w:val="21"/>
         </w:rPr>
-        <w:t>**`service="chicago"`다.** 전환 전에는 chicago가 boston을 가리켰는데 이제 반대가 됐다. Broker가 다시 썼다.</w:t>
+        <w:t>**`service="chicago"`다.** 전환 전에는 반대였다. Broker가 다시 썼다. 7장에서는 양쪽 파라미터를 사람이 맞춰 적었고 전환하려면 다시 손봐야 했다. **13장에서 "번거로운 일을 대신한다"고 한 것의 가장 큰 사례다.**</w:t>
       </w:r>
     </w:p>
     <w:p>
@@ -2636,25 +2254,7 @@
           <w:rFonts w:ascii="맑은 고딕" w:hAnsi="맑은 고딕" w:eastAsia="맑은 고딕"/>
           <w:sz w:val="21"/>
         </w:rPr>
-        <w:t>7장에서 손으로 구성할 때를 떠올린다. 양쪽 파라미터를 사람이 맞춰 적었고, 전환하려면 그것을 다시 손봐야 했다. Broker는 그 일을 전환 과정에 포함한다. **13장에서 "번거로운 일을 대신한다"고 한 것의 가장 큰 사례가 이것이다.**</w:t>
-      </w:r>
-    </w:p>
-    <w:p>
-      <w:r>
-        <w:rPr>
-          <w:rFonts w:ascii="맑은 고딕" w:hAnsi="맑은 고딕" w:eastAsia="맑은 고딕"/>
-          <w:sz w:val="21"/>
-        </w:rPr>
-        <w:t>`FAL_SERVER`가 **비어 있는 것**도 눈여겨본다. Broker는 이 파라미터에 의존하지 않고 구성 정보로 갭을 해소한다. 13장에서 인수 직후에 확인한 그대로다.</w:t>
-      </w:r>
-    </w:p>
-    <w:p>
-      <w:r>
-        <w:rPr>
-          <w:rFonts w:ascii="맑은 고딕" w:hAnsi="맑은 고딕" w:eastAsia="맑은 고딕"/>
-          <w:sz w:val="21"/>
-        </w:rPr>
-        <w:t>`LOG_ARCHIVE_CONFIG`에 `farsync`가 남아 있다. 10장에서 Far Sync를 구성할 때 들어간 값이며 지금은 쓰이지 않는다. **동작에는 지장이 없지만 정리 대상**이다. 이런 잔여물이 쌓이면 나중에 구성을 읽기 어려워진다.</w:t>
+        <w:t>`FAL_SERVER`가 **비어 있는 것**도 눈여겨본다. Broker는 구성 정보로 갭을 해소한다. `LOG_ARCHIVE_CONFIG`의 `farsync`는 10장의 잔여물이며 동작에는 지장이 없지만 정리 대상이다.</w:t>
       </w:r>
     </w:p>
     <w:tbl>
@@ -2773,7 +2373,7 @@
           <w:rFonts w:ascii="맑은 고딕" w:hAnsi="맑은 고딕" w:eastAsia="맑은 고딕"/>
           <w:sz w:val="21"/>
         </w:rPr>
-        <w:t>15장에서 익힌 뷰로 확인하면 목적지 2번이 `chicago`를 가리키고 `VALID`다.</w:t>
+        <w:t>15장의 뷰로 확인하면 목적지 2번이 `chicago`를 가리키고 `VALID`다.</w:t>
       </w:r>
     </w:p>
     <w:p>
@@ -2978,7 +2578,7 @@
           <w:rFonts w:ascii="맑은 고딕" w:hAnsi="맑은 고딕" w:eastAsia="맑은 고딕"/>
           <w:sz w:val="21"/>
         </w:rPr>
-        <w:t>**구성 이름은 `dg_chicago` 그대로다.** 13장에서 지은 이름이며 역할과 무관하다. 헷갈릴 수 있으므로 실무에서는 역할을 암시하지 않는 이름을 쓰는 것이 낫다.</w:t>
+        <w:t>**구성 이름은 `dg_chicago` 그대로다.** 역할과 무관하므로 실무에서는 역할을 암시하지 않는 이름을 쓰는 것이 낫다. 들여쓰기는 뒤바뀌었고, 15장의 `REDO_SOURCE` 열이 그것을 열로 표현한 것이다.</w:t>
       </w:r>
     </w:p>
     <w:p>
@@ -2987,16 +2587,7 @@
           <w:rFonts w:ascii="맑은 고딕" w:hAnsi="맑은 고딕" w:eastAsia="맑은 고딕"/>
           <w:sz w:val="21"/>
         </w:rPr>
-        <w:t>들여쓰기도 뒤바뀌었다. 15장에서 본 `V$DG_BROKER_CONFIG`의 `REDO_SOURCE` 열이 이 들여쓰기를 열로 표현한 것이다.</w:t>
-      </w:r>
-    </w:p>
-    <w:p>
-      <w:r>
-        <w:rPr>
-          <w:rFonts w:ascii="맑은 고딕" w:hAnsi="맑은 고딕" w:eastAsia="맑은 고딕"/>
-          <w:sz w:val="21"/>
-        </w:rPr>
-        <w:t>데이터도 확인한다. 전환 전에 넣은 행이 새 Primary에 있고, 새 Primary에서 넣은 행이 새 Standby로 간다. 실측에서 `id=94`(전환 전)와 `id=95`(전환 후) 모두 양쪽에서 조회됐다.</w:t>
+        <w:t>데이터도 확인한다. 실측에서 `id=94`(전환 전)와 `id=95`(전환 후) 모두 양쪽에서 조회됐다.</w:t>
       </w:r>
     </w:p>
     <w:p>
@@ -3045,45 +2636,6 @@
                 <w:color w:val="F2F2F2"/>
                 <w:sz w:val="19"/>
               </w:rPr>
-              <w:t xml:space="preserve"> </w:t>
-            </w:r>
-          </w:p>
-          <w:p>
-            <w:pPr>
-              <w:spacing w:after="0" w:before="0"/>
-            </w:pPr>
-            <w:r>
-              <w:rPr>
-                <w:rFonts w:ascii="Consolas" w:hAnsi="Consolas" w:eastAsia="Consolas"/>
-                <w:color w:val="F2F2F2"/>
-                <w:sz w:val="19"/>
-              </w:rPr>
-              <w:t>Performing switchover NOW, please wait...</w:t>
-            </w:r>
-          </w:p>
-          <w:p>
-            <w:pPr>
-              <w:spacing w:after="0" w:before="0"/>
-            </w:pPr>
-            <w:r>
-              <w:rPr>
-                <w:rFonts w:ascii="Consolas" w:hAnsi="Consolas" w:eastAsia="Consolas"/>
-                <w:color w:val="F2F2F2"/>
-                <w:sz w:val="19"/>
-              </w:rPr>
-              <w:t>Operation requires a connection to database "chicago"</w:t>
-            </w:r>
-          </w:p>
-          <w:p>
-            <w:pPr>
-              <w:spacing w:after="0" w:before="0"/>
-            </w:pPr>
-            <w:r>
-              <w:rPr>
-                <w:rFonts w:ascii="Consolas" w:hAnsi="Consolas" w:eastAsia="Consolas"/>
-                <w:color w:val="F2F2F2"/>
-                <w:sz w:val="19"/>
-              </w:rPr>
               <w:t>...</w:t>
             </w:r>
           </w:p>
@@ -3110,16 +2662,7 @@
           <w:rFonts w:ascii="맑은 고딕" w:hAnsi="맑은 고딕" w:eastAsia="맑은 고딕"/>
           <w:sz w:val="21"/>
         </w:rPr>
-        <w:t>**명령이 대칭이다.** 실측 소요는 약 69초로 처음과 비슷했다.</w:t>
-      </w:r>
-    </w:p>
-    <w:p>
-      <w:r>
-        <w:rPr>
-          <w:rFonts w:ascii="맑은 고딕" w:hAnsi="맑은 고딕" w:eastAsia="맑은 고딕"/>
-          <w:sz w:val="21"/>
-        </w:rPr>
-        <w:t>되돌릴 수 있다는 것이 Switchover의 성질이며, 그래서 훈련에 쓸 수 있다. Failover는 그렇지 않다.</w:t>
+        <w:t>**명령이 대칭이다.** 실측 약 69초로 처음과 비슷했다. 되돌릴 수 있다는 것이 Switchover의 성질이며 그래서 훈련에 쓸 수 있다.</w:t>
       </w:r>
     </w:p>
     <w:tbl>
@@ -3156,7 +2699,7 @@
                 <w:rFonts w:ascii="맑은 고딕" w:hAnsi="맑은 고딕" w:eastAsia="맑은 고딕"/>
                 <w:sz w:val="20"/>
               </w:rPr>
-              <w:t>**주기** — 분기 1회를 권한다. 구성이 바뀐 직후(파라미터·리스너·네트워크 변경)에는 추가로 한다.</w:t>
+              <w:t>**주기** — 분기 1회. 구성이 바뀐 직후(파라미터·리스너·네트워크)에는 추가로 한다.</w:t>
             </w:r>
           </w:p>
           <w:p>
@@ -3168,7 +2711,7 @@
                 <w:rFonts w:ascii="맑은 고딕" w:hAnsi="맑은 고딕" w:eastAsia="맑은 고딕"/>
                 <w:sz w:val="20"/>
               </w:rPr>
-              <w:t>**시간대** — 업무 영향이 가장 적은 때. 실측 소요는 왕복 2분 남짓이지만 애플리케이션 재접속 확인까지 포함해 30분을 잡는다.</w:t>
+              <w:t>**시간대** — 실측 왕복은 2분 남짓이지만 애플리케이션 재접속 확인까지 포함해 30분을 잡는다.</w:t>
             </w:r>
           </w:p>
           <w:p>
@@ -3180,7 +2723,7 @@
                 <w:rFonts w:ascii="맑은 고딕" w:hAnsi="맑은 고딕" w:eastAsia="맑은 고딕"/>
                 <w:sz w:val="20"/>
               </w:rPr>
-              <w:t>**확인 항목** — 전환 자체가 아니라 **전환 이후**를 본다. 애플리케이션이 새 Primary에 붙는가, 배치 작업의 접속 문자열은 어떤가, 감시 스크립트가 역할을 다시 판정하는가(15장), 백업 스크립트는 어느 쪽을 보는가.</w:t>
+              <w:t>**확인 항목** — 전환 자체가 아니라 **전환 이후**를 본다. 애플리케이션이 새 Primary에 붙는가, 배치의 접속 문자열은 어떤가, 감시 스크립트가 역할을 다시 판정하는가(15장), 백업 스크립트는 어느 쪽을 보는가.</w:t>
             </w:r>
           </w:p>
           <w:p>
@@ -3192,7 +2735,7 @@
                 <w:rFonts w:ascii="맑은 고딕" w:hAnsi="맑은 고딕" w:eastAsia="맑은 고딕"/>
                 <w:sz w:val="20"/>
               </w:rPr>
-              <w:t>**되돌리기** — 훈련은 반드시 원래 역할로 되돌리고 끝낸다. 되돌리는 것까지가 훈련이다.</w:t>
+              <w:t>**되돌리기와 기록** — 반드시 원래 역할로 되돌리고 끝내며, 소요 시간과 각 단계의 출력을 남긴다.</w:t>
             </w:r>
           </w:p>
           <w:p>
@@ -3204,19 +2747,7 @@
                 <w:rFonts w:ascii="맑은 고딕" w:hAnsi="맑은 고딕" w:eastAsia="맑은 고딕"/>
                 <w:sz w:val="20"/>
               </w:rPr>
-              <w:t>**기록** — 소요 시간과 각 단계의 출력을 남긴다. 실제 장애 때 "얼마나 걸리는가"에 답할 근거가 된다.</w:t>
-            </w:r>
-          </w:p>
-          <w:p>
-            <w:pPr>
-              <w:spacing w:after="20"/>
-            </w:pPr>
-            <w:r>
-              <w:rPr>
-                <w:rFonts w:ascii="맑은 고딕" w:hAnsi="맑은 고딕" w:eastAsia="맑은 고딕"/>
-                <w:sz w:val="20"/>
-              </w:rPr>
-              <w:t>**훈련하지 않으면** — 정적 등록이 빠졌다거나 SRL이 부족하다는 것을 **장애가 난 뒤에 알게 된다.** 14장의 `VALIDATE`가 미리 잡아 주지만, 실제로 해 보는 것과는 다르다.</w:t>
+              <w:t>**훈련하지 않으면** — 정적 등록이 빠졌다거나 SRL이 부족하다는 것을 **장애가 난 뒤에 알게 된다.**</w:t>
             </w:r>
           </w:p>
         </w:tc>
@@ -3303,7 +2834,7 @@
           <w:rFonts w:ascii="맑은 고딕" w:hAnsi="맑은 고딕" w:eastAsia="맑은 고딕"/>
           <w:sz w:val="21"/>
         </w:rPr>
-        <w:t>13·14장에서 본 것과 같은 표현이다. **ORA- 번호가 아니라 문장**으로 알려 준다. 스크립트에서 오류 번호만 찾으면 이런 경우를 놓친다.</w:t>
+        <w:t>13·14장과 같은 표현이다. **ORA- 번호가 아니라 문장**으로 알려 주므로, 오류 번호만 찾는 스크립트는 이것을 놓친다.</w:t>
       </w:r>
     </w:p>
     <w:p>
@@ -3439,7 +2970,7 @@
           <w:rFonts w:ascii="맑은 고딕" w:hAnsi="맑은 고딕" w:eastAsia="맑은 고딕"/>
           <w:sz w:val="21"/>
         </w:rPr>
-        <w:t>실수처럼 보이지만 실무에서 생긴다. 이미 전환한 뒤에 같은 명령을 다시 내리거나, 스크립트가 역할을 확인하지 않고 고정된 이름으로 전환을 시도하는 경우다.</w:t>
+        <w:t>스크립트가 역할을 확인하지 않고 고정된 이름으로 전환을 시도하면 생긴다.</w:t>
       </w:r>
     </w:p>
     <w:p>
@@ -3448,7 +2979,7 @@
           <w:rFonts w:ascii="맑은 고딕" w:hAnsi="맑은 고딕" w:eastAsia="맑은 고딕"/>
           <w:sz w:val="21"/>
         </w:rPr>
-        <w:t>마지막 줄이 중요하다. **`primary database is still "chicago"`** — 실패했지만 아무것도 바뀌지 않았다. `Performing switchover NOW`까지 출력됐다고 해서 중간 상태가 되지는 않았다.</w:t>
+        <w:t>마지막 줄이 중요하다. **`primary database is still "chicago"`** — 실패했지만 아무것도 바뀌지 않았다.</w:t>
       </w:r>
     </w:p>
     <w:p>
@@ -3457,7 +2988,7 @@
           <w:rFonts w:ascii="맑은 고딕" w:hAnsi="맑은 고딕" w:eastAsia="맑은 고딕"/>
           <w:sz w:val="21"/>
         </w:rPr>
-        <w:t>그러므로 전환 스크립트는 **역할을 먼저 판정하고 대상을 정해야 한다.** 15장에서 감시 스크립트에 대해 내린 결론과 같다.</w:t>
+        <w:t>그러므로 전환 스크립트는 **역할을 먼저 판정하고 대상을 정해야 한다.** 15장의 결론과 같다.</w:t>
       </w:r>
     </w:p>
     <w:p>
@@ -3474,16 +3005,7 @@
           <w:rFonts w:ascii="맑은 고딕" w:hAnsi="맑은 고딕" w:eastAsia="맑은 고딕"/>
           <w:sz w:val="21"/>
         </w:rPr>
-        <w:t>13장에서 "Broker가 관리하는 것을 SQL로 바꾸지 말라"고 했다. 파라미터를 바꾸는 것까지는 확인했는데, **역할 전환을 SQL로 하면 어떻게 되는지는 확인하지 않았다.**</w:t>
-      </w:r>
-    </w:p>
-    <w:p>
-      <w:r>
-        <w:rPr>
-          <w:rFonts w:ascii="맑은 고딕" w:hAnsi="맑은 고딕" w:eastAsia="맑은 고딕"/>
-          <w:sz w:val="21"/>
-        </w:rPr>
-        <w:t>이 절은 그것을 실제로 해 본 기록이다. 결과가 예상과 달랐다.</w:t>
+        <w:t>13장에서 "Broker가 관리하는 것을 SQL로 바꾸지 말라"고 했지만 **역할 전환을 SQL로 하면 어떻게 되는지는 확인하지 않았다.** 이 절은 그것을 해 본 기록이며 결과가 예상과 달랐다.</w:t>
       </w:r>
     </w:p>
     <w:p>
@@ -3558,7 +3080,7 @@
           <w:rFonts w:ascii="맑은 고딕" w:hAnsi="맑은 고딕" w:eastAsia="맑은 고딕"/>
           <w:sz w:val="21"/>
         </w:rPr>
-        <w:t>**성공했다.** Broker가 활성화된 상태인데도 거부되지 않는다.</w:t>
+        <w:t>**성공했다.** Broker가 활성화된 상태인데도 거부되지 않는다. 13장의 보호 모드 변경은 `ORA-16627`로 거부했고 14장의 FSFO 활성화는 경고만 했는데, 여기서는 **경고조차 없다.**</w:t>
       </w:r>
     </w:p>
     <w:p>
@@ -3567,16 +3089,7 @@
           <w:rFonts w:ascii="맑은 고딕" w:hAnsi="맑은 고딕" w:eastAsia="맑은 고딕"/>
           <w:sz w:val="21"/>
         </w:rPr>
-        <w:t>13장에서 `EDIT CONFIGURATION SET PROTECTION MODE`는 전제를 못 갖추면 `ORA-16627`로 거부했고, 14장에서 `ENABLE FAST_START FAILOVER`는 경고만 하고 진행했다. 여기서는 **경고조차 없다.**</w:t>
-      </w:r>
-    </w:p>
-    <w:p>
-      <w:r>
-        <w:rPr>
-          <w:rFonts w:ascii="맑은 고딕" w:hAnsi="맑은 고딕" w:eastAsia="맑은 고딕"/>
-          <w:sz w:val="21"/>
-        </w:rPr>
-        <w:t>**Broker의 보호는 생각보다 얇다.** 명령마다 검사 강도가 다르며, 이 명령은 아예 검사하지 않는다.</w:t>
+        <w:t>**Broker의 보호는 생각보다 얇다.** 명령마다 검사 강도가 다르며 이 명령은 아예 검사하지 않는다.</w:t>
       </w:r>
     </w:p>
     <w:tbl>
@@ -3646,32 +3159,6 @@
               <w:t>ORA-01034: ORACLE not available</w:t>
             </w:r>
           </w:p>
-          <w:p>
-            <w:pPr>
-              <w:spacing w:after="0" w:before="0"/>
-            </w:pPr>
-            <w:r>
-              <w:rPr>
-                <w:rFonts w:ascii="Consolas" w:hAnsi="Consolas" w:eastAsia="Consolas"/>
-                <w:color w:val="F2F2F2"/>
-                <w:sz w:val="19"/>
-              </w:rPr>
-              <w:t>Process ID: 0</w:t>
-            </w:r>
-          </w:p>
-          <w:p>
-            <w:pPr>
-              <w:spacing w:after="0" w:before="0"/>
-            </w:pPr>
-            <w:r>
-              <w:rPr>
-                <w:rFonts w:ascii="Consolas" w:hAnsi="Consolas" w:eastAsia="Consolas"/>
-                <w:color w:val="F2F2F2"/>
-                <w:sz w:val="19"/>
-              </w:rPr>
-              <w:t>Session ID: 0 Serial number: 0</w:t>
-            </w:r>
-          </w:p>
         </w:tc>
       </w:tr>
     </w:tbl>
@@ -3682,7 +3169,7 @@
           <w:rFonts w:ascii="맑은 고딕" w:hAnsi="맑은 고딕" w:eastAsia="맑은 고딕"/>
           <w:sz w:val="21"/>
         </w:rPr>
-        <w:t>곧바로 다음 조회가 실패한다. **chicago 인스턴스가 내려갔다.** SQL 전환은 Broker처럼 상대를 다시 기동해 주지 않는다.</w:t>
+        <w:t>곧바로 다음 조회가 실패한다. **chicago 인스턴스가 내려갔다.**</w:t>
       </w:r>
     </w:p>
     <w:tbl>
@@ -3775,16 +3262,7 @@
           <w:rFonts w:ascii="맑은 고딕" w:hAnsi="맑은 고딕" w:eastAsia="맑은 고딕"/>
           <w:sz w:val="21"/>
         </w:rPr>
-        <w:t>boston은 Primary가 됐지만 **`MOUNTED`에 머물러 있다.** DGMGRL 전환에서 본 `New primary database ... is opening` 단계가 없다.</w:t>
-      </w:r>
-    </w:p>
-    <w:p>
-      <w:r>
-        <w:rPr>
-          <w:rFonts w:ascii="맑은 고딕" w:hAnsi="맑은 고딕" w:eastAsia="맑은 고딕"/>
-          <w:sz w:val="21"/>
-        </w:rPr>
-        <w:t>정리하면 SQL 전환은 역할만 바꾸고 **뒷정리를 하지 않는다.**</w:t>
+        <w:t>boston은 Primary가 됐지만 **`MOUNTED`에 머물러 있다.** `New primary ... is opening` 단계가 없다. 정리하면 SQL 전환은 역할만 바꾸고 **뒷정리를 하지 않는다.**</w:t>
       </w:r>
     </w:p>
     <w:p>
@@ -3881,45 +3359,6 @@
                 <w:color w:val="F2F2F2"/>
                 <w:sz w:val="19"/>
               </w:rPr>
-              <w:t>Configuration - dg_chicago</w:t>
-            </w:r>
-          </w:p>
-          <w:p>
-            <w:pPr>
-              <w:spacing w:after="0" w:before="0"/>
-            </w:pPr>
-            <w:r>
-              <w:rPr>
-                <w:rFonts w:ascii="Consolas" w:hAnsi="Consolas" w:eastAsia="Consolas"/>
-                <w:color w:val="F2F2F2"/>
-                <w:sz w:val="19"/>
-              </w:rPr>
-              <w:t xml:space="preserve"> </w:t>
-            </w:r>
-          </w:p>
-          <w:p>
-            <w:pPr>
-              <w:spacing w:after="0" w:before="0"/>
-            </w:pPr>
-            <w:r>
-              <w:rPr>
-                <w:rFonts w:ascii="Consolas" w:hAnsi="Consolas" w:eastAsia="Consolas"/>
-                <w:color w:val="F2F2F2"/>
-                <w:sz w:val="19"/>
-              </w:rPr>
-              <w:t xml:space="preserve">  Members:</w:t>
-            </w:r>
-          </w:p>
-          <w:p>
-            <w:pPr>
-              <w:spacing w:after="0" w:before="0"/>
-            </w:pPr>
-            <w:r>
-              <w:rPr>
-                <w:rFonts w:ascii="Consolas" w:hAnsi="Consolas" w:eastAsia="Consolas"/>
-                <w:color w:val="F2F2F2"/>
-                <w:sz w:val="19"/>
-              </w:rPr>
               <w:t xml:space="preserve">  chicago - Primary database</w:t>
             </w:r>
           </w:p>
@@ -3985,25 +3424,7 @@
           <w:rFonts w:ascii="맑은 고딕" w:hAnsi="맑은 고딕" w:eastAsia="맑은 고딕"/>
           <w:sz w:val="21"/>
         </w:rPr>
-        <w:t>**`SUCCESS`다. 그리고 chicago를 Primary라고 말한다.** 실제로는 boston이 Primary인데 그렇다.</w:t>
-      </w:r>
-    </w:p>
-    <w:p>
-      <w:r>
-        <w:rPr>
-          <w:rFonts w:ascii="맑은 고딕" w:hAnsi="맑은 고딕" w:eastAsia="맑은 고딕"/>
-          <w:sz w:val="21"/>
-        </w:rPr>
-        <w:t>구성 파일에 적힌 역할과 실제 역할이 어긋났는데 그것을 아직 감지하지 못한 상태다. `status updated 0 seconds ago`이므로 방금 계산한 값이다.</w:t>
-      </w:r>
-    </w:p>
-    <w:p>
-      <w:r>
-        <w:rPr>
-          <w:rFonts w:ascii="맑은 고딕" w:hAnsi="맑은 고딕" w:eastAsia="맑은 고딕"/>
-          <w:sz w:val="21"/>
-        </w:rPr>
-        <w:t>시간이 지나면 감지한다.</w:t>
+        <w:t>**`SUCCESS`다. 그리고 chicago를 Primary라고 말한다.** 실제로는 boston이 Primary인데 그렇다. 아직 감지하지 못한 것뿐이며 `status updated 0 seconds ago`가 그 증거다. 시간이 지나면 감지한다.</w:t>
       </w:r>
     </w:p>
     <w:tbl>
@@ -4354,16 +3775,7 @@
           <w:rFonts w:ascii="맑은 고딕" w:hAnsi="맑은 고딕" w:eastAsia="맑은 고딕"/>
           <w:sz w:val="21"/>
         </w:rPr>
-        <w:t>새 Primary의 목적지가 **비어 있다.** SQL 전환은 옛 Primary의 설정을 지웠을 뿐 새 Primary의 전송 설정을 만들지 않았다. Broker도 역할이 어긋난 상태이므로 손대지 못한다.</w:t>
-      </w:r>
-    </w:p>
-    <w:p>
-      <w:r>
-        <w:rPr>
-          <w:rFonts w:ascii="맑은 고딕" w:hAnsi="맑은 고딕" w:eastAsia="맑은 고딕"/>
-          <w:sz w:val="21"/>
-        </w:rPr>
-        <w:t>15장에서 배운 대로 chicago의 MRP는 `WAIT_FOR_LOG`에서 기다리고 있었다. **재해 복구 능력이 없는 상태**다.</w:t>
+        <w:t>새 Primary의 목적지가 **비어 있다.** 옛 Primary의 설정을 지웠을 뿐 새 Primary의 것을 만들지 않았고, Broker도 역할이 어긋나 손대지 못한다. chicago의 MRP는 `WAIT_FOR_LOG`였다. **재해 복구 능력이 없는 상태**다.</w:t>
       </w:r>
     </w:p>
     <w:p>
@@ -4523,7 +3935,7 @@
                 <w:rFonts w:ascii="맑은 고딕" w:hAnsi="맑은 고딕" w:eastAsia="맑은 고딕"/>
                 <w:sz w:val="20"/>
               </w:rPr>
-              <w:t>SQL 전환은 **한쪽 데이터베이스의 명령**이다. 상대를 기동하거나 파라미터를 다시 쓰거나 상태를 맞추는 일을 하지 않는다. 1~12장에서 손으로 구성할 때는 그 뒷일도 사람이 했다.</w:t>
+              <w:t>SQL 전환은 **한쪽 데이터베이스의 명령**이다. 상대를 기동하거나 파라미터를 다시 쓰는 일을 하지 않는다. 1~12장에서는 그 뒷일도 사람이 했다.</w:t>
             </w:r>
           </w:p>
           <w:p>
@@ -4535,19 +3947,7 @@
                 <w:rFonts w:ascii="맑은 고딕" w:hAnsi="맑은 고딕" w:eastAsia="맑은 고딕"/>
                 <w:sz w:val="20"/>
               </w:rPr>
-              <w:t>Broker 환경에서는 그 뒷일을 Broker가 한다고 전제하는데, SQL 전환은 Broker를 거치지 않으므로 **아무도 하지 않는다.**</w:t>
-            </w:r>
-          </w:p>
-          <w:p>
-            <w:pPr>
-              <w:spacing w:after="20"/>
-            </w:pPr>
-            <w:r>
-              <w:rPr>
-                <w:rFonts w:ascii="맑은 고딕" w:hAnsi="맑은 고딕" w:eastAsia="맑은 고딕"/>
-                <w:sz w:val="20"/>
-              </w:rPr>
-              <w:t>결과는 역할만 바뀌고 나머지는 그대로인 상태다. 겉으로는 동작하는 것처럼 보이지만 복제가 없다.</w:t>
+              <w:t>Broker 환경에서는 Broker가 한다고 전제하는데, SQL 전환은 Broker를 거치지 않으므로 **아무도 하지 않는다.** 겉으로는 동작하는 것처럼 보이지만 복제가 없다.</w:t>
             </w:r>
           </w:p>
         </w:tc>
@@ -4765,98 +4165,7 @@
                 <w:color w:val="F2F2F2"/>
                 <w:sz w:val="19"/>
               </w:rPr>
-              <w:t xml:space="preserve"> </w:t>
-            </w:r>
-          </w:p>
-          <w:p>
-            <w:pPr>
-              <w:spacing w:after="0" w:before="0"/>
-            </w:pPr>
-            <w:r>
-              <w:rPr>
-                <w:rFonts w:ascii="Consolas" w:hAnsi="Consolas" w:eastAsia="Consolas"/>
-                <w:color w:val="F2F2F2"/>
-                <w:sz w:val="19"/>
-              </w:rPr>
-              <w:t>DGMGRL&gt; show configuration</w:t>
-            </w:r>
-          </w:p>
-          <w:p>
-            <w:pPr>
-              <w:spacing w:after="0" w:before="0"/>
-            </w:pPr>
-            <w:r>
-              <w:rPr>
-                <w:rFonts w:ascii="Consolas" w:hAnsi="Consolas" w:eastAsia="Consolas"/>
-                <w:color w:val="F2F2F2"/>
-                <w:sz w:val="19"/>
-              </w:rPr>
-              <w:t xml:space="preserve"> </w:t>
-            </w:r>
-          </w:p>
-          <w:p>
-            <w:pPr>
-              <w:spacing w:after="0" w:before="0"/>
-            </w:pPr>
-            <w:r>
-              <w:rPr>
-                <w:rFonts w:ascii="Consolas" w:hAnsi="Consolas" w:eastAsia="Consolas"/>
-                <w:color w:val="F2F2F2"/>
-                <w:sz w:val="19"/>
-              </w:rPr>
-              <w:t xml:space="preserve">  boston  - Primary database</w:t>
-            </w:r>
-          </w:p>
-          <w:p>
-            <w:pPr>
-              <w:spacing w:after="0" w:before="0"/>
-            </w:pPr>
-            <w:r>
-              <w:rPr>
-                <w:rFonts w:ascii="Consolas" w:hAnsi="Consolas" w:eastAsia="Consolas"/>
-                <w:color w:val="F2F2F2"/>
-                <w:sz w:val="19"/>
-              </w:rPr>
-              <w:t xml:space="preserve">    chicago - Physical standby database</w:t>
-            </w:r>
-          </w:p>
-          <w:p>
-            <w:pPr>
-              <w:spacing w:after="0" w:before="0"/>
-            </w:pPr>
-            <w:r>
-              <w:rPr>
-                <w:rFonts w:ascii="Consolas" w:hAnsi="Consolas" w:eastAsia="Consolas"/>
-                <w:color w:val="F2F2F2"/>
-                <w:sz w:val="19"/>
-              </w:rPr>
-              <w:t xml:space="preserve"> </w:t>
-            </w:r>
-          </w:p>
-          <w:p>
-            <w:pPr>
-              <w:spacing w:after="0" w:before="0"/>
-            </w:pPr>
-            <w:r>
-              <w:rPr>
-                <w:rFonts w:ascii="Consolas" w:hAnsi="Consolas" w:eastAsia="Consolas"/>
-                <w:color w:val="F2F2F2"/>
-                <w:sz w:val="19"/>
-              </w:rPr>
-              <w:t>Configuration Status:</w:t>
-            </w:r>
-          </w:p>
-          <w:p>
-            <w:pPr>
-              <w:spacing w:after="0" w:before="0"/>
-            </w:pPr>
-            <w:r>
-              <w:rPr>
-                <w:rFonts w:ascii="Consolas" w:hAnsi="Consolas" w:eastAsia="Consolas"/>
-                <w:color w:val="F2F2F2"/>
-                <w:sz w:val="19"/>
-              </w:rPr>
-              <w:t>SUCCESS</w:t>
+              <w:t>-- → SHOW CONFIGURATION 이 SUCCESS</w:t>
             </w:r>
           </w:p>
         </w:tc>
@@ -4869,34 +4178,7 @@
           <w:rFonts w:ascii="맑은 고딕" w:hAnsi="맑은 고딕" w:eastAsia="맑은 고딕"/>
           <w:sz w:val="21"/>
         </w:rPr>
-        <w:t>13장에서 확인한 성질이 여기서 쓰인다. **`REMOVE CONFIGURATION`은 데이터베이스를 건드리지 않는다.** 구성 메타데이터만 지우므로 안전하다.</w:t>
-      </w:r>
-    </w:p>
-    <w:p>
-      <w:r>
-        <w:rPr>
-          <w:rFonts w:ascii="맑은 고딕" w:hAnsi="맑은 고딕" w:eastAsia="맑은 고딕"/>
-          <w:sz w:val="21"/>
-        </w:rPr>
-        <w:t>다시 만들 때는 **실제 역할대로** 적는다. boston이 Primary이므로 그렇게 선언한다.</w:t>
-      </w:r>
-    </w:p>
-    <w:p>
-      <w:r>
-        <w:rPr>
-          <w:rFonts w:ascii="맑은 고딕" w:hAnsi="맑은 고딕" w:eastAsia="맑은 고딕"/>
-          <w:sz w:val="21"/>
-        </w:rPr>
-        <w:t>`ENABLE CONFIGURATION`이 파라미터를 다시 써 준다. 비어 있던 `log_archive_dest_2`가 채워지고 전송이 재개된다.</w:t>
-      </w:r>
-    </w:p>
-    <w:p>
-      <w:r>
-        <w:rPr>
-          <w:rFonts w:ascii="맑은 고딕" w:hAnsi="맑은 고딕" w:eastAsia="맑은 고딕"/>
-          <w:sz w:val="21"/>
-        </w:rPr>
-        <w:t>그다음 정상 절차로 원래 역할을 회복한다.</w:t>
+        <w:t>13장에서 확인한 대로 **`REMOVE CONFIGURATION`은 데이터베이스를 건드리지 않는다.** 다시 만들 때는 **실제 역할대로** 적으며, `ENABLE CONFIGURATION`이 파라미터를 다시 써 주므로 전송이 재개된다. 그다음 정상 절차로 원래 역할을 회복한다.</w:t>
       </w:r>
     </w:p>
     <w:tbl>
@@ -4963,7 +4245,7 @@
           <w:rFonts w:ascii="맑은 고딕" w:hAnsi="맑은 고딕" w:eastAsia="맑은 고딕"/>
           <w:sz w:val="21"/>
         </w:rPr>
-        <w:t>전환 직후 `Warning: ORA-16854: apply lag could not be determined`가 잠시 보였다. 새 Standby가 아직 적용을 시작하지 못해 계산할 값이 없다는 뜻이며, 14·15장에서 확인한 **판정 시차**다. 잠시 뒤 `SUCCESS`로 돌아왔다.</w:t>
+        <w:t>전환 직후 `Warning: ORA-16854: apply lag could not be determined`가 잠시 보였다. 새 Standby가 아직 적용을 시작하지 못한 것이며 14·15장의 **판정 시차**다.</w:t>
       </w:r>
     </w:p>
     <w:tbl>
@@ -5012,7 +4294,7 @@
                 <w:rFonts w:ascii="맑은 고딕" w:hAnsi="맑은 고딕" w:eastAsia="맑은 고딕"/>
                 <w:sz w:val="20"/>
               </w:rPr>
-              <w:t>**② `SUCCESS`를 결과로 받아들이지 않는다.** 역할이 어긋난 직후에도 Broker는 `SUCCESS`였다. 14장부터 반복된 주제다.</w:t>
+              <w:t>**② `SUCCESS`를 결과로 받아들이지 않는다.** 역할이 어긋난 직후에도 `SUCCESS`였다.</w:t>
             </w:r>
           </w:p>
           <w:p>
@@ -5077,16 +4359,7 @@
           <w:rFonts w:ascii="맑은 고딕" w:hAnsi="맑은 고딕" w:eastAsia="맑은 고딕"/>
           <w:sz w:val="21"/>
         </w:rPr>
-        <w:t>14장에서 FSFO를 켤 때 `ORA-16827: Flashback Database is disabled` 경고를 봤다. 그때는 경고만 하고 넘어갔지만, **Failover 뒤에 옛 Primary를 되살리려면 플래시백이 있어야 한다.**</w:t>
-      </w:r>
-    </w:p>
-    <w:p>
-      <w:r>
-        <w:rPr>
-          <w:rFonts w:ascii="맑은 고딕" w:hAnsi="맑은 고딕" w:eastAsia="맑은 고딕"/>
-          <w:sz w:val="21"/>
-        </w:rPr>
-        <w:t>왜 필요한가. Failover는 Standby가 받은 데까지만 살리고 나머지를 버린다. 옛 Primary에는 **버려진 변경이 남아 있으므로** 그대로는 새 Primary의 Standby가 될 수 없다. 플래시백으로 그 지점까지 되감아야 한다.</w:t>
+        <w:t>14장의 `ORA-16827` 경고를 기억한다. **Failover 뒤에 옛 Primary를 되살리려면 플래시백이 있어야 한다.** Failover는 받은 데까지만 살리므로 옛 Primary에는 **버려진 변경이 남고**, 플래시백으로 그 지점까지 되감아야 Standby가 될 수 있다.</w:t>
       </w:r>
     </w:p>
     <w:tbl>
@@ -5309,16 +4582,7 @@
           <w:rFonts w:ascii="맑은 고딕" w:hAnsi="맑은 고딕" w:eastAsia="맑은 고딕"/>
           <w:sz w:val="21"/>
         </w:rPr>
-        <w:t>**열린 채로 켤 수 있다.** 예전 버전에서는 마운트 상태를 요구했으나 19c에서는 `READ WRITE`인 채로 켰다. Standby 쪽은 마운트 상태에서 켰고 역시 성공했다.</w:t>
-      </w:r>
-    </w:p>
-    <w:p>
-      <w:r>
-        <w:rPr>
-          <w:rFonts w:ascii="맑은 고딕" w:hAnsi="맑은 고딕" w:eastAsia="맑은 고딕"/>
-          <w:sz w:val="21"/>
-        </w:rPr>
-        <w:t>이미 켜져 있으면 이렇게 된다.</w:t>
+        <w:t>**열린 채로 켤 수 있다.** 19c에서는 `READ WRITE`인 채로 켰고 Standby는 마운트 상태에서 켰다. 이미 켜져 있으면 이렇게 된다.</w:t>
       </w:r>
     </w:p>
     <w:tbl>
@@ -5411,16 +4675,7 @@
           <w:rFonts w:ascii="맑은 고딕" w:hAnsi="맑은 고딕" w:eastAsia="맑은 고딕"/>
           <w:sz w:val="21"/>
         </w:rPr>
-        <w:t>두 줄이 함께 나온다. 앞은 "켤 수 없다", 뒤가 이유다. **오류가 두 줄일 때 두 번째 줄을 읽는다.**</w:t>
-      </w:r>
-    </w:p>
-    <w:p>
-      <w:r>
-        <w:rPr>
-          <w:rFonts w:ascii="맑은 고딕" w:hAnsi="맑은 고딕" w:eastAsia="맑은 고딕"/>
-          <w:sz w:val="21"/>
-        </w:rPr>
-        <w:t>켜면 FRA에 플래시백 로그가 생긴다.</w:t>
+        <w:t>앞은 "켤 수 없다", 뒤가 이유다. **오류가 두 줄일 때 두 번째 줄을 읽는다.** 켜면 FRA에 플래시백 로그가 생긴다.</w:t>
       </w:r>
     </w:p>
     <w:tbl>
@@ -5500,7 +4755,7 @@
           <w:rFonts w:ascii="맑은 고딕" w:hAnsi="맑은 고딕" w:eastAsia="맑은 고딕"/>
           <w:sz w:val="21"/>
         </w:rPr>
-        <w:t>200MB짜리 두 개가 즉시 만들어졌다. **공간을 미리 확인해야 하는 이유**다.</w:t>
+        <w:t>200MB짜리 두 개가 즉시 만들어졌다. **공간을 먼저 확인해야 하는 이유**다.</w:t>
       </w:r>
     </w:p>
     <w:tbl>
@@ -5619,7 +4874,7 @@
           <w:rFonts w:ascii="맑은 고딕" w:hAnsi="맑은 고딕" w:eastAsia="맑은 고딕"/>
           <w:sz w:val="21"/>
         </w:rPr>
-        <w:t>15GB 중 1.4GB를 쓰고 있었다. 플래시백 로그가 여기에 더 쌓이므로 **FRA가 차면 인스턴스가 멈춘다.** 14장에서 FSFO의 `Stuck Archiver` 조건이 기본 `NO`인 이유가 이것과 이어진다.</w:t>
+        <w:t>15GB 중 1.4GB를 쓰고 있었다. 여기에 더 쌓이므로 **FRA가 차면 인스턴스가 멈춘다.** 14장에서 `Stuck Archiver` 기본값이 `NO`인 이유와 이어진다.</w:t>
       </w:r>
     </w:p>
     <w:p>
@@ -5681,7 +4936,7 @@
           <w:rFonts w:ascii="맑은 고딕" w:hAnsi="맑은 고딕" w:eastAsia="맑은 고딕"/>
           <w:sz w:val="21"/>
         </w:rPr>
-        <w:t>재해를 흉내 낸다. `IMMEDIATE`가 아니라 `ABORT`인 것이 중요하다. 정상 종료는 남은 리두를 정리하지만 재해는 그러지 않는다.</w:t>
+        <w:t>재해를 흉내 낸다. `ABORT`인 것이 중요하다. 정상 종료는 남은 리두를 정리하지만 재해는 그러지 않는다.</w:t>
       </w:r>
     </w:p>
     <w:tbl>
@@ -5826,16 +5081,7 @@
           <w:rFonts w:ascii="맑은 고딕" w:hAnsi="맑은 고딕" w:eastAsia="맑은 고딕"/>
           <w:sz w:val="21"/>
         </w:rPr>
-        <w:t>**`Possible network disconnect`** — "아마도"라고 말한다. Standby는 Primary가 죽은 것인지 네트워크가 끊긴 것인지 **구별할 수 없다.** 14장에서 관측자가 제3의 위치에 있어야 하는 이유로 든 그 사실이 여기서 문장으로 확인된다.</w:t>
-      </w:r>
-    </w:p>
-    <w:p>
-      <w:r>
-        <w:rPr>
-          <w:rFonts w:ascii="맑은 고딕" w:hAnsi="맑은 고딕" w:eastAsia="맑은 고딕"/>
-          <w:sz w:val="21"/>
-        </w:rPr>
-        <w:t>`ERROR_CODE`가 0인 것도 눈여겨본다. 15장에서 정한 `ERROR_CODE &lt;&gt; 0` 필터로는 **이 행이 걸러진다.** 필터가 만능이 아니라는 예다.</w:t>
+        <w:t>**`Possible network disconnect`** — "아마도"라고 말한다. Standby는 Primary가 죽은 것인지 네트워크가 끊긴 것인지 **구별할 수 없다.** `ERROR_CODE`가 0이라 15장의 필터로는 **이 행이 걸러진다.**</w:t>
       </w:r>
     </w:p>
     <w:tbl>
@@ -5980,7 +5226,7 @@
           <w:rFonts w:ascii="맑은 고딕" w:hAnsi="맑은 고딕" w:eastAsia="맑은 고딕"/>
           <w:sz w:val="21"/>
         </w:rPr>
-        <w:t>Broker가 상황을 정확히 말한다. **`ORA-1034`** 표기에 주의한다. SQL*Plus는 `ORA-01034`로 다섯 자리를 채우는데 Broker는 앞의 0을 생략했다. **같은 오류를 도구마다 다르게 적는다.** 문자열로 비교하는 스크립트라면 걸린다.</w:t>
+        <w:t>**`ORA-1034`** 표기에 주의한다. SQL*Plus는 `ORA-01034`인데 Broker는 앞의 0을 생략했다. **같은 오류를 도구마다 다르게 적는다.**</w:t>
       </w:r>
     </w:p>
     <w:tbl>
@@ -6211,12 +5457,15 @@
     </w:tbl>
     <w:p/>
     <w:p>
+      <w:pPr>
+        <w:pStyle w:val="ListBullet"/>
+      </w:pPr>
       <w:r>
         <w:rPr>
           <w:rFonts w:ascii="맑은 고딕" w:hAnsi="맑은 고딕" w:eastAsia="맑은 고딕"/>
           <w:sz w:val="21"/>
         </w:rPr>
-        <w:t>두 가지를 읽는다.</w:t>
+        <w:t>**`Ready for Failover: Yes (Primary Not Running)`** — 괄호 안이 바뀌었다. **Failover를 해도 되는 상황**이라는 판정이다.</w:t>
       </w:r>
     </w:p>
     <w:p>
@@ -6228,19 +5477,7 @@
           <w:rFonts w:ascii="맑은 고딕" w:hAnsi="맑은 고딕" w:eastAsia="맑은 고딕"/>
           <w:sz w:val="21"/>
         </w:rPr>
-        <w:t>**`Ready for Failover: Yes (Primary Not Running)`** — 괄호 안이 바뀌었다. 지금까지는 `(Primary Running)`이었다. **Failover를 해도 되는 상황**이라는 판정이다.</w:t>
-      </w:r>
-    </w:p>
-    <w:p>
-      <w:pPr>
-        <w:pStyle w:val="ListBullet"/>
-      </w:pPr>
-      <w:r>
-        <w:rPr>
-          <w:rFonts w:ascii="맑은 고딕" w:hAnsi="맑은 고딕" w:eastAsia="맑은 고딕"/>
-          <w:sz w:val="21"/>
-        </w:rPr>
-        <w:t>chicago 관련 항목이 전부 **`Unknown`**이다. 물어볼 상대가 없기 때문이며, 이것 자체가 진단 정보다.</w:t>
+        <w:t>chicago 관련 항목이 전부 **`Unknown`**이다. 물어볼 상대가 없기 때문이며 이것 자체가 진단 정보다.</w:t>
       </w:r>
     </w:p>
     <w:p>
@@ -6328,16 +5565,7 @@
           <w:rFonts w:ascii="맑은 고딕" w:hAnsi="맑은 고딕" w:eastAsia="맑은 고딕"/>
           <w:sz w:val="21"/>
         </w:rPr>
-        <w:t>**두 줄이다. 실측 소요 24초.** Switchover가 64초였던 것과 대비된다.</w:t>
-      </w:r>
-    </w:p>
-    <w:p>
-      <w:r>
-        <w:rPr>
-          <w:rFonts w:ascii="맑은 고딕" w:hAnsi="맑은 고딕" w:eastAsia="맑은 고딕"/>
-          <w:sz w:val="21"/>
-        </w:rPr>
-        <w:t>짧은 이유가 있다. **옛 Primary와 협상하지 않는다.** Switchover는 남은 리두를 보내고 상대를 다시 기동하는 단계가 있었지만 Failover에는 그럴 상대가 없다.</w:t>
+        <w:t>**두 줄이다. 실측 24초.** **옛 Primary와 협상하지 않기 때문**이다.</w:t>
       </w:r>
     </w:p>
     <w:tbl>
@@ -6508,16 +5736,7 @@
           <w:rFonts w:ascii="맑은 고딕" w:hAnsi="맑은 고딕" w:eastAsia="맑은 고딕"/>
           <w:sz w:val="21"/>
         </w:rPr>
-        <w:t>**`id=97`이 살아 있다.** Primary를 강제 종료하기 직전에 커밋한 행이다.</w:t>
-      </w:r>
-    </w:p>
-    <w:p>
-      <w:r>
-        <w:rPr>
-          <w:rFonts w:ascii="맑은 고딕" w:hAnsi="맑은 고딕" w:eastAsia="맑은 고딕"/>
-          <w:sz w:val="21"/>
-        </w:rPr>
-        <w:t>`MaxPerformance`(비동기)인데도 손실이 없었다. 실시간 전송이므로 커밋 시점에 이미 SRL로 흘러가 있었기 때문이다. **다만 이것은 보장이 아니다.** 부하가 높거나 네트워크가 느렸다면 결과가 달랐을 것이며, 무손실을 보장하려면 8장에서 다룬 `MaxAvailability` 이상이 필요하다.</w:t>
+        <w:t>**`id=97`이 살아 있다.** 강제 종료 직전에 커밋한 행이다. `MaxPerformance`인데도 손실이 없었던 것은 실시간 전송이라 커밋 시점에 이미 SRL로 흘러가 있었기 때문이다. **다만 보장이 아니다.** 무손실을 보장하려면 8장의 `MaxAvailability` 이상이 필요하다.</w:t>
       </w:r>
     </w:p>
     <w:tbl>
@@ -6623,16 +5842,7 @@
           <w:rFonts w:ascii="맑은 고딕" w:hAnsi="맑은 고딕" w:eastAsia="맑은 고딕"/>
           <w:sz w:val="21"/>
         </w:rPr>
-        <w:t>**`RESETLOGS_TIME`이 방금이다.** Failover는 `OPEN RESETLOGS`를 수반한다. 버려진 리두 이후로 새 인큐네이션이 시작된다는 뜻이며, 5장에서 `RESETLOGS_ID`를 다룰 때 배운 개념이다.</w:t>
-      </w:r>
-    </w:p>
-    <w:p>
-      <w:r>
-        <w:rPr>
-          <w:rFonts w:ascii="맑은 고딕" w:hAnsi="맑은 고딕" w:eastAsia="맑은 고딕"/>
-          <w:sz w:val="21"/>
-        </w:rPr>
-        <w:t>이것이 Reinstate가 필요한 이유이기도 하다. 옛 Primary는 **다른 인큐네이션**에 있다.</w:t>
+        <w:t>**`RESETLOGS_TIME`이 방금이다.** Failover는 `OPEN RESETLOGS`를 수반하며 새 인큐네이션이 시작된다. 이것이 Reinstate가 필요한 이유이기도 하다. 옛 Primary는 **다른 인큐네이션**에 있다.</w:t>
       </w:r>
     </w:p>
     <w:tbl>
@@ -6759,12 +5969,15 @@
     </w:tbl>
     <w:p/>
     <w:p>
+      <w:pPr>
+        <w:pStyle w:val="ListBullet"/>
+      </w:pPr>
       <w:r>
         <w:rPr>
           <w:rFonts w:ascii="맑은 고딕" w:hAnsi="맑은 고딕" w:eastAsia="맑은 고딕"/>
           <w:sz w:val="21"/>
         </w:rPr>
-        <w:t>두 가지를 읽는다.</w:t>
+        <w:t>**`(disabled)`** — chicago가 비활성 상태가 됐다. 지워진 것은 아니다.</w:t>
       </w:r>
     </w:p>
     <w:p>
@@ -6776,19 +5989,7 @@
           <w:rFonts w:ascii="맑은 고딕" w:hAnsi="맑은 고딕" w:eastAsia="맑은 고딕"/>
           <w:sz w:val="21"/>
         </w:rPr>
-        <w:t>**`(disabled)`** — chicago가 구성에서 비활성 상태가 됐다. 지워진 것은 아니다.</w:t>
-      </w:r>
-    </w:p>
-    <w:p>
-      <w:pPr>
-        <w:pStyle w:val="ListBullet"/>
-      </w:pPr>
-      <w:r>
-        <w:rPr>
-          <w:rFonts w:ascii="맑은 고딕" w:hAnsi="맑은 고딕" w:eastAsia="맑은 고딕"/>
-          <w:sz w:val="21"/>
-        </w:rPr>
-        <w:t>**`Configuration Status: SUCCESS`** — 멤버 하나에 `ORA-16661`이 붙어 있는데도 `SUCCESS`다. 비활성 멤버는 판정에서 제외되기 때문이다.</w:t>
+        <w:t>**`Configuration Status: SUCCESS`** — `ORA-16661`이 붙어 있는데도 `SUCCESS`다. 비활성 멤버는 판정에서 제외되기 때문이다.</w:t>
       </w:r>
     </w:p>
     <w:p>
@@ -6797,7 +5998,7 @@
           <w:rFonts w:ascii="맑은 고딕" w:hAnsi="맑은 고딕" w:eastAsia="맑은 고딕"/>
           <w:sz w:val="21"/>
         </w:rPr>
-        <w:t>14장부터 반복한 주제가 여기서 가장 극단적으로 나타난다. **재해가 났고 Standby가 없는 상태인데 화면은 `SUCCESS`다.** 지금 이 구성에는 보호가 없다.</w:t>
+        <w:t>14장부터 반복한 주제가 가장 극단적으로 나타난다. **재해가 났고 Standby가 없는데 화면은 `SUCCESS`다.** 지금 이 구성에는 보호가 없다.</w:t>
       </w:r>
     </w:p>
     <w:p>
@@ -6924,7 +6125,7 @@
           <w:rFonts w:ascii="맑은 고딕" w:hAnsi="맑은 고딕" w:eastAsia="맑은 고딕"/>
           <w:sz w:val="21"/>
         </w:rPr>
-        <w:t>**`ORA-16653`.** 되살릴 대상에 접속할 수 없다. 순서가 있다.</w:t>
+        <w:t>**`ORA-16653`.** 되살릴 대상에 접속할 수 없다.</w:t>
       </w:r>
     </w:p>
     <w:tbl>
@@ -7095,16 +6296,7 @@
           <w:rFonts w:ascii="맑은 고딕" w:hAnsi="맑은 고딕" w:eastAsia="맑은 고딕"/>
           <w:sz w:val="21"/>
         </w:rPr>
-        <w:t>**아직 `PRIMARY`라고 말한다.** 자기가 강등된 것을 모른다. 그리고 `MOUNTED`여야 한다. 열면 안 된다.</w:t>
-      </w:r>
-    </w:p>
-    <w:p>
-      <w:r>
-        <w:rPr>
-          <w:rFonts w:ascii="맑은 고딕" w:hAnsi="맑은 고딕" w:eastAsia="맑은 고딕"/>
-          <w:sz w:val="21"/>
-        </w:rPr>
-        <w:t>여기서 `FLASHBACK_ON`이 `YES`인 것이 결정적이다. `NO`였다면 이 데이터베이스는 버리고 6장의 절차로 새로 만들어야 했다.</w:t>
+        <w:t>**아직 `PRIMARY`라고 말한다.** 자기가 강등된 것을 모른다. `MOUNTED`여야 하며 열면 안 된다. `FLASHBACK_ON`이 `YES`인 것이 결정적이고, `NO`였다면 6장의 절차로 새로 만들어야 했다.</w:t>
       </w:r>
     </w:p>
     <w:tbl>
@@ -7184,7 +6376,7 @@
           <w:rFonts w:ascii="맑은 고딕" w:hAnsi="맑은 고딕" w:eastAsia="맑은 고딕"/>
           <w:sz w:val="21"/>
         </w:rPr>
-        <w:t>**51초.** 내부적으로는 플래시백으로 되감고 역할을 바꾸고 적용을 시작한다. 명령은 한 줄이다.</w:t>
+        <w:t>**51초.** 플래시백으로 되감고 역할을 바꾼다. 명령은 한 줄이다.</w:t>
       </w:r>
     </w:p>
     <w:tbl>
@@ -7368,7 +6560,7 @@
           <w:rFonts w:ascii="맑은 고딕" w:hAnsi="맑은 고딕" w:eastAsia="맑은 고딕"/>
           <w:sz w:val="21"/>
         </w:rPr>
-        <w:t>**`SEQUENCE#`가 4다.** 전환 전에는 95였다. `OPEN RESETLOGS`로 새 인큐네이션이 시작되면서 시퀀스가 1부터 다시 매겨졌다.</w:t>
+        <w:t>**`SEQUENCE#`가 4다.** 전환 전에는 95였다. `OPEN RESETLOGS`로 시퀀스가 1부터 다시 매겨졌다.</w:t>
       </w:r>
     </w:p>
     <w:p>
@@ -7377,16 +6569,7 @@
           <w:rFonts w:ascii="맑은 고딕" w:hAnsi="맑은 고딕" w:eastAsia="맑은 고딕"/>
           <w:sz w:val="21"/>
         </w:rPr>
-        <w:t>15장에서 두 시퀀스를 비교하라고 했는데, **Failover 직후에는 그 비교가 무의미하다.** 기준이 달라졌기 때문이다. 감시 스크립트가 `RESETLOGS_ID`나 `RESETLOGS_CHANGE#`도 함께 봐야 하는 이유다.</w:t>
-      </w:r>
-    </w:p>
-    <w:p>
-      <w:r>
-        <w:rPr>
-          <w:rFonts w:ascii="맑은 고딕" w:hAnsi="맑은 고딕" w:eastAsia="맑은 고딕"/>
-          <w:sz w:val="21"/>
-        </w:rPr>
-        <w:t>그리고 `READ ONLY WITH APPLY`로 열렸다. Active Data Guard가 여기서도 재현됐다.</w:t>
+        <w:t>15장의 시퀀스 비교는 **Failover 직후에는 무의미하다.** 감시 스크립트가 `RESETLOGS_CHANGE#`도 함께 봐야 하는 이유다. 그리고 `READ ONLY WITH APPLY`로 열렸다.</w:t>
       </w:r>
     </w:p>
     <w:tbl>
@@ -7531,7 +6714,7 @@
           <w:rFonts w:ascii="맑은 고딕" w:hAnsi="맑은 고딕" w:eastAsia="맑은 고딕"/>
           <w:sz w:val="21"/>
         </w:rPr>
-        <w:t>`id=98`은 Failover 뒤 새 Primary에서 넣은 행이다. 되살아난 chicago가 그것까지 받았다. **완전히 따라잡았다.**</w:t>
+        <w:t>`id=98`은 Failover 뒤 새 Primary에서 넣은 행이다. 되살아난 chicago가 그것까지 받았다.</w:t>
       </w:r>
     </w:p>
     <w:p>
@@ -7606,16 +6789,7 @@
           <w:rFonts w:ascii="맑은 고딕" w:hAnsi="맑은 고딕" w:eastAsia="맑은 고딕"/>
           <w:sz w:val="21"/>
         </w:rPr>
-        <w:t>**55초.** 이제부터는 평범한 Switchover다.</w:t>
-      </w:r>
-    </w:p>
-    <w:p>
-      <w:r>
-        <w:rPr>
-          <w:rFonts w:ascii="맑은 고딕" w:hAnsi="맑은 고딕" w:eastAsia="맑은 고딕"/>
-          <w:sz w:val="21"/>
-        </w:rPr>
-        <w:t>전환 직후 잠깐 이런 화면이 보였다.</w:t>
+        <w:t>**55초.** 이제부터는 평범한 Switchover다. 전환 직후 잠깐 이런 화면이 보였다.</w:t>
       </w:r>
     </w:p>
     <w:tbl>
@@ -7760,16 +6934,7 @@
           <w:rFonts w:ascii="맑은 고딕" w:hAnsi="맑은 고딕" w:eastAsia="맑은 고딕"/>
           <w:sz w:val="21"/>
         </w:rPr>
-        <w:t>**`ORA-16786`** — 구성 파일에 접근할 수 없다. boston이 방금 재기동됐기 때문이며 1분 뒤 조회하면 `SUCCESS`였다.</w:t>
-      </w:r>
-    </w:p>
-    <w:p>
-      <w:r>
-        <w:rPr>
-          <w:rFonts w:ascii="맑은 고딕" w:hAnsi="맑은 고딕" w:eastAsia="맑은 고딕"/>
-          <w:sz w:val="21"/>
-        </w:rPr>
-        <w:t>15장에서 배운 그대로다. **고친 직후의 화면을 결론으로 삼지 않는다.** `status updated 21 seconds ago`가 그 신호다.</w:t>
+        <w:t>**`ORA-16786`** — boston이 방금 재기동됐기 때문이며 1분 뒤에는 `SUCCESS`였다. **고친 직후의 화면을 결론으로 삼지 않는다.**</w:t>
       </w:r>
     </w:p>
     <w:tbl>
@@ -7806,7 +6971,7 @@
                 <w:rFonts w:ascii="맑은 고딕" w:hAnsi="맑은 고딕" w:eastAsia="맑은 고딕"/>
                 <w:sz w:val="20"/>
               </w:rPr>
-              <w:t>**① 데이터 확인** — 손실이 있었는지 본다. 애플리케이션 기준의 마지막 트랜잭션을 확인한다. 실측에서는 손실이 없었지만 그것은 보장이 아니다.</w:t>
+              <w:t>**① 데이터 확인** — 애플리케이션 기준의 마지막 트랜잭션을 확인한다. 실측에서는 손실이 없었지만 보장이 아니다.</w:t>
             </w:r>
           </w:p>
           <w:p>
@@ -7818,7 +6983,7 @@
                 <w:rFonts w:ascii="맑은 고딕" w:hAnsi="맑은 고딕" w:eastAsia="맑은 고딕"/>
                 <w:sz w:val="20"/>
               </w:rPr>
-              <w:t>**② 인큐네이션 확인** — `RESETLOGS_TIME`과 `RESETLOGS_CHANGE#`를 기록한다. 이후의 백업·복구 계획이 이 시점을 기준으로 바뀐다.</w:t>
+              <w:t>**② 인큐네이션 기록** — `RESETLOGS_TIME`·`RESETLOGS_CHANGE#`. 이후 백업·복구 계획이 이 시점 기준으로 바뀐다.</w:t>
             </w:r>
           </w:p>
           <w:p>
@@ -7830,7 +6995,7 @@
                 <w:rFonts w:ascii="맑은 고딕" w:hAnsi="맑은 고딕" w:eastAsia="맑은 고딕"/>
                 <w:sz w:val="20"/>
               </w:rPr>
-              <w:t>**③ 감시 재정렬** — 15장의 점검 스크립트는 역할을 먼저 판정하므로 그대로 동작한다. 다만 시퀀스 비교의 기준선은 새로 잡아야 한다.</w:t>
+              <w:t>**③ 감시 재정렬** — 15장의 점검표는 그대로 동작하지만 시퀀스 비교의 기준선은 새로 잡는다.</w:t>
             </w:r>
           </w:p>
           <w:p>
@@ -7842,7 +7007,7 @@
                 <w:rFonts w:ascii="맑은 고딕" w:hAnsi="맑은 고딕" w:eastAsia="맑은 고딕"/>
                 <w:sz w:val="20"/>
               </w:rPr>
-              <w:t>**④ 백업 재개** — 새 Primary에서 전체 백업을 한 벌 받는다. 인큐네이션이 바뀌었으므로 이전 백업으로는 새 시점까지 복구할 수 없는 구간이 생긴다.</w:t>
+              <w:t>**④ 백업 재개** — 새 Primary에서 전체 백업을 한 벌 받는다. 옛 백업은 폐기하지 않는다.</w:t>
             </w:r>
           </w:p>
           <w:p>
@@ -7854,7 +7019,7 @@
                 <w:rFonts w:ascii="맑은 고딕" w:hAnsi="맑은 고딕" w:eastAsia="맑은 고딕"/>
                 <w:sz w:val="20"/>
               </w:rPr>
-              <w:t>**⑤ Reinstate 또는 재구축** — 플래시백이 있으면 `REINSTATE`, 없으면 6장의 절차로 새로 만든다. **둘 중 어느 쪽인지가 플래시백을 켜 두었는가로 갈린다.**</w:t>
+              <w:t>**⑤ Reinstate 또는 재구축** — **플래시백을 켜 두었는가로 갈린다.**</w:t>
             </w:r>
           </w:p>
           <w:p>
@@ -7866,7 +7031,914 @@
                 <w:rFonts w:ascii="맑은 고딕" w:hAnsi="맑은 고딕" w:eastAsia="맑은 고딕"/>
                 <w:sz w:val="20"/>
               </w:rPr>
-              <w:t>**⑥ 원래 역할로 되돌릴 것인가** — 반드시 되돌려야 하는 것은 아니다. 되돌리려면 Switchover 한 번이면 되므로, 업무 시간을 피해 계획한다.</w:t>
+              <w:t>**⑥ 기록** — 소요 시간(실측 Failover 24초 / Reinstate 51초 / Switchover 55초)이 다음 RTO 산정의 근거가 된다.</w:t>
+            </w:r>
+          </w:p>
+        </w:tc>
+      </w:tr>
+    </w:tbl>
+    <w:p/>
+    <w:p>
+      <w:pPr>
+        <w:pStyle w:val="Heading3"/>
+      </w:pPr>
+      <w:r>
+        <w:t>16.8.6  관측자를 띄우면 — 자동 전환</w:t>
+      </w:r>
+    </w:p>
+    <w:p>
+      <w:r>
+        <w:rPr>
+          <w:rFonts w:ascii="맑은 고딕" w:hAnsi="맑은 고딕" w:eastAsia="맑은 고딕"/>
+          <w:sz w:val="21"/>
+        </w:rPr>
+        <w:t>14장에서 FSFO를 켜고 껐지만 관측자는 띄우지 않았다. 호스트는 **farsync-srv**이며 인스턴스 없이 소프트웨어만 있다. **관측자에는 그것으로 충분하다.** 기동에 함정이 하나 있다.</w:t>
+      </w:r>
+    </w:p>
+    <w:tbl>
+      <w:tblPr>
+        <w:tblStyle w:val="TableGrid"/>
+        <w:tblW w:type="auto" w:w="0"/>
+        <w:tblLook w:firstColumn="1" w:firstRow="1" w:lastColumn="0" w:lastRow="0" w:noHBand="0" w:noVBand="1" w:val="04A0"/>
+      </w:tblPr>
+      <w:tblGrid>
+        <w:gridCol w:w="8640"/>
+      </w:tblGrid>
+      <w:tr>
+        <w:tc>
+          <w:tcPr>
+            <w:tcW w:type="dxa" w:w="8640"/>
+            <w:shd w:val="clear" w:color="auto" w:fill="1E1E1E"/>
+          </w:tcPr>
+          <w:p>
+            <w:pPr>
+              <w:spacing w:after="0" w:before="0"/>
+            </w:pPr>
+            <w:r>
+              <w:rPr>
+                <w:rFonts w:ascii="Consolas" w:hAnsi="Consolas" w:eastAsia="Consolas"/>
+                <w:color w:val="F2F2F2"/>
+                <w:sz w:val="19"/>
+              </w:rPr>
+              <w:t>[oracle@farsync-srv ~]$ dgmgrl -silent sys/****@chicago</w:t>
+            </w:r>
+          </w:p>
+          <w:p>
+            <w:pPr>
+              <w:spacing w:after="0" w:before="0"/>
+            </w:pPr>
+            <w:r>
+              <w:rPr>
+                <w:rFonts w:ascii="Consolas" w:hAnsi="Consolas" w:eastAsia="Consolas"/>
+                <w:color w:val="F2F2F2"/>
+                <w:sz w:val="19"/>
+              </w:rPr>
+              <w:t>&gt; start observer obs_far in background file is '/home/oracle/fsfo_obs.dat'</w:t>
+            </w:r>
+          </w:p>
+          <w:p>
+            <w:pPr>
+              <w:spacing w:after="0" w:before="0"/>
+            </w:pPr>
+            <w:r>
+              <w:rPr>
+                <w:rFonts w:ascii="Consolas" w:hAnsi="Consolas" w:eastAsia="Consolas"/>
+                <w:color w:val="F2F2F2"/>
+                <w:sz w:val="19"/>
+              </w:rPr>
+              <w:t>&gt;   logfile is '/home/oracle/obs.log' connect identifier is chicago;</w:t>
+            </w:r>
+          </w:p>
+          <w:p>
+            <w:pPr>
+              <w:spacing w:after="0" w:before="0"/>
+            </w:pPr>
+            <w:r>
+              <w:rPr>
+                <w:rFonts w:ascii="Consolas" w:hAnsi="Consolas" w:eastAsia="Consolas"/>
+                <w:color w:val="F2F2F2"/>
+                <w:sz w:val="19"/>
+              </w:rPr>
+              <w:t xml:space="preserve"> </w:t>
+            </w:r>
+          </w:p>
+          <w:p>
+            <w:pPr>
+              <w:spacing w:after="0" w:before="0"/>
+            </w:pPr>
+            <w:r>
+              <w:rPr>
+                <w:rFonts w:ascii="Consolas" w:hAnsi="Consolas" w:eastAsia="Consolas"/>
+                <w:color w:val="F2F2F2"/>
+                <w:sz w:val="19"/>
+              </w:rPr>
+              <w:t>Connected to "chicago"</w:t>
+            </w:r>
+          </w:p>
+          <w:p>
+            <w:pPr>
+              <w:spacing w:after="0" w:before="0"/>
+            </w:pPr>
+            <w:r>
+              <w:rPr>
+                <w:rFonts w:ascii="Consolas" w:hAnsi="Consolas" w:eastAsia="Consolas"/>
+                <w:color w:val="F2F2F2"/>
+                <w:sz w:val="19"/>
+              </w:rPr>
+              <w:t>ORA-01017: invalid username/password; logon denied</w:t>
+            </w:r>
+          </w:p>
+        </w:tc>
+      </w:tr>
+    </w:tbl>
+    <w:p/>
+    <w:p>
+      <w:r>
+        <w:rPr>
+          <w:rFonts w:ascii="맑은 고딕" w:hAnsi="맑은 고딕" w:eastAsia="맑은 고딕"/>
+          <w:sz w:val="21"/>
+        </w:rPr>
+        <w:t>**로그인은 성공했는데 그다음이 실패했다.** `CONNECT IDENTIFIER IS` 절이 있으면 관측자가 그 식별자로 다시 접속하면서 자격증명을 새로 요구한다. 자동화에는 전경 실행 형식을 쓰고 셸에서 배경으로 돌린다.</w:t>
+      </w:r>
+    </w:p>
+    <w:tbl>
+      <w:tblPr>
+        <w:tblStyle w:val="TableGrid"/>
+        <w:tblW w:type="auto" w:w="0"/>
+        <w:tblLook w:firstColumn="1" w:firstRow="1" w:lastColumn="0" w:lastRow="0" w:noHBand="0" w:noVBand="1" w:val="04A0"/>
+      </w:tblPr>
+      <w:tblGrid>
+        <w:gridCol w:w="8640"/>
+      </w:tblGrid>
+      <w:tr>
+        <w:tc>
+          <w:tcPr>
+            <w:tcW w:type="dxa" w:w="8640"/>
+            <w:shd w:val="clear" w:color="auto" w:fill="1E1E1E"/>
+          </w:tcPr>
+          <w:p>
+            <w:pPr>
+              <w:spacing w:after="0" w:before="0"/>
+            </w:pPr>
+            <w:r>
+              <w:rPr>
+                <w:rFonts w:ascii="Consolas" w:hAnsi="Consolas" w:eastAsia="Consolas"/>
+                <w:color w:val="F2F2F2"/>
+                <w:sz w:val="19"/>
+              </w:rPr>
+              <w:t>[oracle@farsync-srv ~]$ nohup dgmgrl -silent sys/****@chicago \</w:t>
+            </w:r>
+          </w:p>
+          <w:p>
+            <w:pPr>
+              <w:spacing w:after="0" w:before="0"/>
+            </w:pPr>
+            <w:r>
+              <w:rPr>
+                <w:rFonts w:ascii="Consolas" w:hAnsi="Consolas" w:eastAsia="Consolas"/>
+                <w:color w:val="F2F2F2"/>
+                <w:sz w:val="19"/>
+              </w:rPr>
+              <w:t>&gt;   "start observer file='/home/oracle/fsfo_obs.dat'" &gt; /home/oracle/obs.log 2&gt;&amp;1 &amp;</w:t>
+            </w:r>
+          </w:p>
+          <w:p>
+            <w:pPr>
+              <w:spacing w:after="0" w:before="0"/>
+            </w:pPr>
+            <w:r>
+              <w:rPr>
+                <w:rFonts w:ascii="Consolas" w:hAnsi="Consolas" w:eastAsia="Consolas"/>
+                <w:color w:val="F2F2F2"/>
+                <w:sz w:val="19"/>
+              </w:rPr>
+              <w:t xml:space="preserve"> </w:t>
+            </w:r>
+          </w:p>
+          <w:p>
+            <w:pPr>
+              <w:spacing w:after="0" w:before="0"/>
+            </w:pPr>
+            <w:r>
+              <w:rPr>
+                <w:rFonts w:ascii="Consolas" w:hAnsi="Consolas" w:eastAsia="Consolas"/>
+                <w:color w:val="F2F2F2"/>
+                <w:sz w:val="19"/>
+              </w:rPr>
+              <w:t>Connected to "chicago"</w:t>
+            </w:r>
+          </w:p>
+          <w:p>
+            <w:pPr>
+              <w:spacing w:after="0" w:before="0"/>
+            </w:pPr>
+            <w:r>
+              <w:rPr>
+                <w:rFonts w:ascii="Consolas" w:hAnsi="Consolas" w:eastAsia="Consolas"/>
+                <w:color w:val="F2F2F2"/>
+                <w:sz w:val="19"/>
+              </w:rPr>
+              <w:t>Observer 'farsync-srv' started</w:t>
+            </w:r>
+          </w:p>
+          <w:p>
+            <w:pPr>
+              <w:spacing w:after="0" w:before="0"/>
+            </w:pPr>
+            <w:r>
+              <w:rPr>
+                <w:rFonts w:ascii="Consolas" w:hAnsi="Consolas" w:eastAsia="Consolas"/>
+                <w:color w:val="F2F2F2"/>
+                <w:sz w:val="19"/>
+              </w:rPr>
+              <w:t>[W000 ...] The standby boston is ready to be a FSFO target</w:t>
+            </w:r>
+          </w:p>
+        </w:tc>
+      </w:tr>
+    </w:tbl>
+    <w:p/>
+    <w:p>
+      <w:r>
+        <w:rPr>
+          <w:rFonts w:ascii="맑은 고딕" w:hAnsi="맑은 고딕" w:eastAsia="맑은 고딕"/>
+          <w:sz w:val="21"/>
+        </w:rPr>
+        <w:t>관측자 이름은 **호스트 이름**을 쓴다. `fsfo_obs.dat`는 116바이트로, 관측자가 재기동해도 이어서 감시하도록 상태를 담는다.</w:t>
+      </w:r>
+    </w:p>
+    <w:tbl>
+      <w:tblPr>
+        <w:tblStyle w:val="TableGrid"/>
+        <w:tblW w:type="auto" w:w="0"/>
+        <w:tblLook w:firstColumn="1" w:firstRow="1" w:lastColumn="0" w:lastRow="0" w:noHBand="0" w:noVBand="1" w:val="04A0"/>
+      </w:tblPr>
+      <w:tblGrid>
+        <w:gridCol w:w="8640"/>
+      </w:tblGrid>
+      <w:tr>
+        <w:tc>
+          <w:tcPr>
+            <w:tcW w:type="dxa" w:w="8640"/>
+            <w:shd w:val="clear" w:color="auto" w:fill="1E1E1E"/>
+          </w:tcPr>
+          <w:p>
+            <w:pPr>
+              <w:spacing w:after="0" w:before="0"/>
+            </w:pPr>
+            <w:r>
+              <w:rPr>
+                <w:rFonts w:ascii="Consolas" w:hAnsi="Consolas" w:eastAsia="Consolas"/>
+                <w:color w:val="F2F2F2"/>
+                <w:sz w:val="19"/>
+              </w:rPr>
+              <w:t>DGMGRL&gt; show observer</w:t>
+            </w:r>
+          </w:p>
+          <w:p>
+            <w:pPr>
+              <w:spacing w:after="0" w:before="0"/>
+            </w:pPr>
+            <w:r>
+              <w:rPr>
+                <w:rFonts w:ascii="Consolas" w:hAnsi="Consolas" w:eastAsia="Consolas"/>
+                <w:color w:val="F2F2F2"/>
+                <w:sz w:val="19"/>
+              </w:rPr>
+              <w:t xml:space="preserve"> </w:t>
+            </w:r>
+          </w:p>
+          <w:p>
+            <w:pPr>
+              <w:spacing w:after="0" w:before="0"/>
+            </w:pPr>
+            <w:r>
+              <w:rPr>
+                <w:rFonts w:ascii="Consolas" w:hAnsi="Consolas" w:eastAsia="Consolas"/>
+                <w:color w:val="F2F2F2"/>
+                <w:sz w:val="19"/>
+              </w:rPr>
+              <w:t>Observer "farsync-srv" - Master</w:t>
+            </w:r>
+          </w:p>
+          <w:p>
+            <w:pPr>
+              <w:spacing w:after="0" w:before="0"/>
+            </w:pPr>
+            <w:r>
+              <w:rPr>
+                <w:rFonts w:ascii="Consolas" w:hAnsi="Consolas" w:eastAsia="Consolas"/>
+                <w:color w:val="F2F2F2"/>
+                <w:sz w:val="19"/>
+              </w:rPr>
+              <w:t xml:space="preserve">  Host Name:                    farsync-srv</w:t>
+            </w:r>
+          </w:p>
+          <w:p>
+            <w:pPr>
+              <w:spacing w:after="0" w:before="0"/>
+            </w:pPr>
+            <w:r>
+              <w:rPr>
+                <w:rFonts w:ascii="Consolas" w:hAnsi="Consolas" w:eastAsia="Consolas"/>
+                <w:color w:val="F2F2F2"/>
+                <w:sz w:val="19"/>
+              </w:rPr>
+              <w:t xml:space="preserve">  Last Ping to Primary:         2 seconds ago</w:t>
+            </w:r>
+          </w:p>
+          <w:p>
+            <w:pPr>
+              <w:spacing w:after="0" w:before="0"/>
+            </w:pPr>
+            <w:r>
+              <w:rPr>
+                <w:rFonts w:ascii="Consolas" w:hAnsi="Consolas" w:eastAsia="Consolas"/>
+                <w:color w:val="F2F2F2"/>
+                <w:sz w:val="19"/>
+              </w:rPr>
+              <w:t xml:space="preserve">  Last Ping to Target:          2 seconds ago</w:t>
+            </w:r>
+          </w:p>
+        </w:tc>
+      </w:tr>
+    </w:tbl>
+    <w:p/>
+    <w:p>
+      <w:r>
+        <w:rPr>
+          <w:rFonts w:ascii="맑은 고딕" w:hAnsi="맑은 고딕" w:eastAsia="맑은 고딕"/>
+          <w:sz w:val="21"/>
+        </w:rPr>
+        <w:t>`ORA-16819`가 사라지고 `SUCCESS`가 됐다. **`Last Ping` 두 줄이 감시가 살아 있다는 증거**다.</w:t>
+      </w:r>
+    </w:p>
+    <w:p>
+      <w:pPr>
+        <w:pStyle w:val="Heading3"/>
+      </w:pPr>
+      <w:r>
+        <w:t>16.8.7  명령 없이 일어나는 전환</w:t>
+      </w:r>
+    </w:p>
+    <w:p>
+      <w:r>
+        <w:rPr>
+          <w:rFonts w:ascii="맑은 고딕" w:hAnsi="맑은 고딕" w:eastAsia="맑은 고딕"/>
+          <w:sz w:val="21"/>
+        </w:rPr>
+        <w:t>Primary를 강제 종료하고 **아무 명령도 내리지 않는다.**</w:t>
+      </w:r>
+    </w:p>
+    <w:tbl>
+      <w:tblPr>
+        <w:tblStyle w:val="TableGrid"/>
+        <w:tblW w:type="auto" w:w="0"/>
+        <w:tblLook w:firstColumn="1" w:firstRow="1" w:lastColumn="0" w:lastRow="0" w:noHBand="0" w:noVBand="1" w:val="04A0"/>
+      </w:tblPr>
+      <w:tblGrid>
+        <w:gridCol w:w="8640"/>
+      </w:tblGrid>
+      <w:tr>
+        <w:tc>
+          <w:tcPr>
+            <w:tcW w:type="dxa" w:w="8640"/>
+            <w:shd w:val="clear" w:color="auto" w:fill="1E1E1E"/>
+          </w:tcPr>
+          <w:p>
+            <w:pPr>
+              <w:spacing w:after="0" w:before="0"/>
+            </w:pPr>
+            <w:r>
+              <w:rPr>
+                <w:rFonts w:ascii="Consolas" w:hAnsi="Consolas" w:eastAsia="Consolas"/>
+                <w:color w:val="F2F2F2"/>
+                <w:sz w:val="19"/>
+              </w:rPr>
+              <w:t>--  21초  boston: PHYSICAL STANDBY / READ ONLY WITH APPLY</w:t>
+            </w:r>
+          </w:p>
+          <w:p>
+            <w:pPr>
+              <w:spacing w:after="0" w:before="0"/>
+            </w:pPr>
+            <w:r>
+              <w:rPr>
+                <w:rFonts w:ascii="Consolas" w:hAnsi="Consolas" w:eastAsia="Consolas"/>
+                <w:color w:val="F2F2F2"/>
+                <w:sz w:val="19"/>
+              </w:rPr>
+              <w:t>--  37초  boston: PHYSICAL STANDBY / READ ONLY WITH APPLY</w:t>
+            </w:r>
+          </w:p>
+          <w:p>
+            <w:pPr>
+              <w:spacing w:after="0" w:before="0"/>
+            </w:pPr>
+            <w:r>
+              <w:rPr>
+                <w:rFonts w:ascii="Consolas" w:hAnsi="Consolas" w:eastAsia="Consolas"/>
+                <w:color w:val="F2F2F2"/>
+                <w:sz w:val="19"/>
+              </w:rPr>
+              <w:t>--  53초  boston: PHYSICAL STANDBY / MOUNTED</w:t>
+            </w:r>
+          </w:p>
+          <w:p>
+            <w:pPr>
+              <w:spacing w:after="0" w:before="0"/>
+            </w:pPr>
+            <w:r>
+              <w:rPr>
+                <w:rFonts w:ascii="Consolas" w:hAnsi="Consolas" w:eastAsia="Consolas"/>
+                <w:color w:val="F2F2F2"/>
+                <w:sz w:val="19"/>
+              </w:rPr>
+              <w:t>--  69초  boston: PRIMARY / READ WRITE</w:t>
+            </w:r>
+          </w:p>
+        </w:tc>
+      </w:tr>
+    </w:tbl>
+    <w:p/>
+    <w:p>
+      <w:r>
+        <w:rPr>
+          <w:rFonts w:ascii="맑은 고딕" w:hAnsi="맑은 고딕" w:eastAsia="맑은 고딕"/>
+          <w:sz w:val="21"/>
+        </w:rPr>
+        <w:t>**약 69초**다. 53초의 `MOUNTED`가 전환 중인 순간이며 조회하던 세션은 이때 끊긴다. 관측자 로그에 판단 과정이 남는다.</w:t>
+      </w:r>
+    </w:p>
+    <w:tbl>
+      <w:tblPr>
+        <w:tblStyle w:val="TableGrid"/>
+        <w:tblW w:type="auto" w:w="0"/>
+        <w:tblLook w:firstColumn="1" w:firstRow="1" w:lastColumn="0" w:lastRow="0" w:noHBand="0" w:noVBand="1" w:val="04A0"/>
+      </w:tblPr>
+      <w:tblGrid>
+        <w:gridCol w:w="8640"/>
+      </w:tblGrid>
+      <w:tr>
+        <w:tc>
+          <w:tcPr>
+            <w:tcW w:type="dxa" w:w="8640"/>
+            <w:shd w:val="clear" w:color="auto" w:fill="1E1E1E"/>
+          </w:tcPr>
+          <w:p>
+            <w:pPr>
+              <w:spacing w:after="0" w:before="0"/>
+            </w:pPr>
+            <w:r>
+              <w:rPr>
+                <w:rFonts w:ascii="Consolas" w:hAnsi="Consolas" w:eastAsia="Consolas"/>
+                <w:color w:val="F2F2F2"/>
+                <w:sz w:val="19"/>
+              </w:rPr>
+              <w:t>[W000 ...] Primary database cannot be reached.</w:t>
+            </w:r>
+          </w:p>
+          <w:p>
+            <w:pPr>
+              <w:spacing w:after="0" w:before="0"/>
+            </w:pPr>
+            <w:r>
+              <w:rPr>
+                <w:rFonts w:ascii="Consolas" w:hAnsi="Consolas" w:eastAsia="Consolas"/>
+                <w:color w:val="F2F2F2"/>
+                <w:sz w:val="19"/>
+              </w:rPr>
+              <w:t>[W000 ...] Fast-Start Failover threshold has not exceeded. Retry for the next 3 seconds</w:t>
+            </w:r>
+          </w:p>
+          <w:p>
+            <w:pPr>
+              <w:spacing w:after="0" w:before="0"/>
+            </w:pPr>
+            <w:r>
+              <w:rPr>
+                <w:rFonts w:ascii="Consolas" w:hAnsi="Consolas" w:eastAsia="Consolas"/>
+                <w:color w:val="F2F2F2"/>
+                <w:sz w:val="19"/>
+              </w:rPr>
+              <w:t>[W000 ...] Fast-Start Failover threshold has expired.</w:t>
+            </w:r>
+          </w:p>
+          <w:p>
+            <w:pPr>
+              <w:spacing w:after="0" w:before="0"/>
+            </w:pPr>
+            <w:r>
+              <w:rPr>
+                <w:rFonts w:ascii="Consolas" w:hAnsi="Consolas" w:eastAsia="Consolas"/>
+                <w:color w:val="F2F2F2"/>
+                <w:sz w:val="19"/>
+              </w:rPr>
+              <w:t>[W000 ...] Making a last connection attempt to primary database before proceeding</w:t>
+            </w:r>
+          </w:p>
+          <w:p>
+            <w:pPr>
+              <w:spacing w:after="0" w:before="0"/>
+            </w:pPr>
+            <w:r>
+              <w:rPr>
+                <w:rFonts w:ascii="Consolas" w:hAnsi="Consolas" w:eastAsia="Consolas"/>
+                <w:color w:val="F2F2F2"/>
+                <w:sz w:val="19"/>
+              </w:rPr>
+              <w:t>[W000 ...] Fast-Start Failover is not possible because primary last contacted</w:t>
+            </w:r>
+          </w:p>
+          <w:p>
+            <w:pPr>
+              <w:spacing w:after="0" w:before="0"/>
+            </w:pPr>
+            <w:r>
+              <w:rPr>
+                <w:rFonts w:ascii="Consolas" w:hAnsi="Consolas" w:eastAsia="Consolas"/>
+                <w:color w:val="F2F2F2"/>
+                <w:sz w:val="19"/>
+              </w:rPr>
+              <w:t xml:space="preserve">           the standby within FastStartFailoverThreshold seconds.</w:t>
+            </w:r>
+          </w:p>
+          <w:p>
+            <w:pPr>
+              <w:spacing w:after="0" w:before="0"/>
+            </w:pPr>
+            <w:r>
+              <w:rPr>
+                <w:rFonts w:ascii="Consolas" w:hAnsi="Consolas" w:eastAsia="Consolas"/>
+                <w:color w:val="F2F2F2"/>
+                <w:sz w:val="19"/>
+              </w:rPr>
+              <w:t>[W000 ...] Failed to ping the primary.</w:t>
+            </w:r>
+          </w:p>
+          <w:p>
+            <w:pPr>
+              <w:spacing w:after="0" w:before="0"/>
+            </w:pPr>
+            <w:r>
+              <w:rPr>
+                <w:rFonts w:ascii="Consolas" w:hAnsi="Consolas" w:eastAsia="Consolas"/>
+                <w:color w:val="F2F2F2"/>
+                <w:sz w:val="19"/>
+              </w:rPr>
+              <w:t>[S002 ...] Fast-Start Failover started...</w:t>
+            </w:r>
+          </w:p>
+          <w:p>
+            <w:pPr>
+              <w:spacing w:after="0" w:before="0"/>
+            </w:pPr>
+            <w:r>
+              <w:rPr>
+                <w:rFonts w:ascii="Consolas" w:hAnsi="Consolas" w:eastAsia="Consolas"/>
+                <w:color w:val="F2F2F2"/>
+                <w:sz w:val="19"/>
+              </w:rPr>
+              <w:t>Failover succeeded, new primary is "boston"</w:t>
+            </w:r>
+          </w:p>
+        </w:tc>
+      </w:tr>
+    </w:tbl>
+    <w:p/>
+    <w:p>
+      <w:r>
+        <w:rPr>
+          <w:rFonts w:ascii="맑은 고딕" w:hAnsi="맑은 고딕" w:eastAsia="맑은 고딕"/>
+          <w:sz w:val="21"/>
+        </w:rPr>
+        <w:t>**다섯 번째 줄이 가장 중요하다.** 임계값이 지났는데도 한 번 **거부**했다. "Standby가 방금까지 Primary와 연락하고 있었다"는 이유다.</w:t>
+      </w:r>
+    </w:p>
+    <w:p>
+      <w:r>
+        <w:rPr>
+          <w:rFonts w:ascii="맑은 고딕" w:hAnsi="맑은 고딕" w:eastAsia="맑은 고딕"/>
+          <w:sz w:val="21"/>
+        </w:rPr>
+        <w:t>관측자에게만 안 보이는 상황일 수 있으므로 두 곳이 모두 "안 보인다"고 해야 진행한다. **관측자가 제3의 위치에 있어야 하는 이유가 동작으로 확인된다.**</w:t>
+      </w:r>
+    </w:p>
+    <w:p>
+      <w:r>
+        <w:rPr>
+          <w:rFonts w:ascii="맑은 고딕" w:hAnsi="맑은 고딕" w:eastAsia="맑은 고딕"/>
+          <w:sz w:val="21"/>
+        </w:rPr>
+        <w:t>전환 자체는 33초, 강제 종료부터는 69초다. 차이인 36초가 `Threshold`와 확인 절차다. 전환 뒤의 화면은 실습 07과 조금 다르다.</w:t>
+      </w:r>
+    </w:p>
+    <w:tbl>
+      <w:tblPr>
+        <w:tblStyle w:val="TableGrid"/>
+        <w:tblW w:type="auto" w:w="0"/>
+        <w:tblLook w:firstColumn="1" w:firstRow="1" w:lastColumn="0" w:lastRow="0" w:noHBand="0" w:noVBand="1" w:val="04A0"/>
+      </w:tblPr>
+      <w:tblGrid>
+        <w:gridCol w:w="8640"/>
+      </w:tblGrid>
+      <w:tr>
+        <w:tc>
+          <w:tcPr>
+            <w:tcW w:type="dxa" w:w="8640"/>
+            <w:shd w:val="clear" w:color="auto" w:fill="1E1E1E"/>
+          </w:tcPr>
+          <w:p>
+            <w:pPr>
+              <w:spacing w:after="0" w:before="0"/>
+            </w:pPr>
+            <w:r>
+              <w:rPr>
+                <w:rFonts w:ascii="Consolas" w:hAnsi="Consolas" w:eastAsia="Consolas"/>
+                <w:color w:val="F2F2F2"/>
+                <w:sz w:val="19"/>
+              </w:rPr>
+              <w:t xml:space="preserve">  boston  - Primary database</w:t>
+            </w:r>
+          </w:p>
+          <w:p>
+            <w:pPr>
+              <w:spacing w:after="0" w:before="0"/>
+            </w:pPr>
+            <w:r>
+              <w:rPr>
+                <w:rFonts w:ascii="Consolas" w:hAnsi="Consolas" w:eastAsia="Consolas"/>
+                <w:color w:val="F2F2F2"/>
+                <w:sz w:val="19"/>
+              </w:rPr>
+              <w:t xml:space="preserve">    Warning: ORA-16824: multiple warnings, including fast-start</w:t>
+            </w:r>
+          </w:p>
+          <w:p>
+            <w:pPr>
+              <w:spacing w:after="0" w:before="0"/>
+            </w:pPr>
+            <w:r>
+              <w:rPr>
+                <w:rFonts w:ascii="Consolas" w:hAnsi="Consolas" w:eastAsia="Consolas"/>
+                <w:color w:val="F2F2F2"/>
+                <w:sz w:val="19"/>
+              </w:rPr>
+              <w:t xml:space="preserve">             failover-related warnings, detected for the database</w:t>
+            </w:r>
+          </w:p>
+          <w:p>
+            <w:pPr>
+              <w:spacing w:after="0" w:before="0"/>
+            </w:pPr>
+            <w:r>
+              <w:rPr>
+                <w:rFonts w:ascii="Consolas" w:hAnsi="Consolas" w:eastAsia="Consolas"/>
+                <w:color w:val="F2F2F2"/>
+                <w:sz w:val="19"/>
+              </w:rPr>
+              <w:t xml:space="preserve">    chicago - (*) Physical standby database (disabled)</w:t>
+            </w:r>
+          </w:p>
+          <w:p>
+            <w:pPr>
+              <w:spacing w:after="0" w:before="0"/>
+            </w:pPr>
+            <w:r>
+              <w:rPr>
+                <w:rFonts w:ascii="Consolas" w:hAnsi="Consolas" w:eastAsia="Consolas"/>
+                <w:color w:val="F2F2F2"/>
+                <w:sz w:val="19"/>
+              </w:rPr>
+              <w:t xml:space="preserve">      ORA-16661: the standby database needs to be reinstated</w:t>
+            </w:r>
+          </w:p>
+          <w:p>
+            <w:pPr>
+              <w:spacing w:after="0" w:before="0"/>
+            </w:pPr>
+            <w:r>
+              <w:rPr>
+                <w:rFonts w:ascii="Consolas" w:hAnsi="Consolas" w:eastAsia="Consolas"/>
+                <w:color w:val="F2F2F2"/>
+                <w:sz w:val="19"/>
+              </w:rPr>
+              <w:t xml:space="preserve"> </w:t>
+            </w:r>
+          </w:p>
+          <w:p>
+            <w:pPr>
+              <w:spacing w:after="0" w:before="0"/>
+            </w:pPr>
+            <w:r>
+              <w:rPr>
+                <w:rFonts w:ascii="Consolas" w:hAnsi="Consolas" w:eastAsia="Consolas"/>
+                <w:color w:val="F2F2F2"/>
+                <w:sz w:val="19"/>
+              </w:rPr>
+              <w:t>Configuration Status:   WARNING</w:t>
+            </w:r>
+          </w:p>
+        </w:tc>
+      </w:tr>
+    </w:tbl>
+    <w:p/>
+    <w:p>
+      <w:r>
+        <w:rPr>
+          <w:rFonts w:ascii="맑은 고딕" w:hAnsi="맑은 고딕" w:eastAsia="맑은 고딕"/>
+          <w:sz w:val="21"/>
+        </w:rPr>
+        <w:t>**`WARNING`이다.** 실습 07에서는 같은 상황이 `SUCCESS`였다. FSFO가 켜져 있으면 재편입이 필요한 상태를 경고로 올린다.</w:t>
+      </w:r>
+    </w:p>
+    <w:p>
+      <w:pPr>
+        <w:pStyle w:val="Heading3"/>
+      </w:pPr>
+      <w:r>
+        <w:t>16.8.8  자동 재편입</w:t>
+      </w:r>
+    </w:p>
+    <w:p>
+      <w:r>
+        <w:rPr>
+          <w:rFonts w:ascii="맑은 고딕" w:hAnsi="맑은 고딕" w:eastAsia="맑은 고딕"/>
+          <w:sz w:val="21"/>
+        </w:rPr>
+        <w:t>옛 Primary를 `MOUNT`까지만 올리고 아무것도 하지 않는다.</w:t>
+      </w:r>
+    </w:p>
+    <w:tbl>
+      <w:tblPr>
+        <w:tblStyle w:val="TableGrid"/>
+        <w:tblW w:type="auto" w:w="0"/>
+        <w:tblLook w:firstColumn="1" w:firstRow="1" w:lastColumn="0" w:lastRow="0" w:noHBand="0" w:noVBand="1" w:val="04A0"/>
+      </w:tblPr>
+      <w:tblGrid>
+        <w:gridCol w:w="8640"/>
+      </w:tblGrid>
+      <w:tr>
+        <w:tc>
+          <w:tcPr>
+            <w:tcW w:type="dxa" w:w="8640"/>
+            <w:shd w:val="clear" w:color="auto" w:fill="1E1E1E"/>
+          </w:tcPr>
+          <w:p>
+            <w:pPr>
+              <w:spacing w:after="0" w:before="0"/>
+            </w:pPr>
+            <w:r>
+              <w:rPr>
+                <w:rFonts w:ascii="Consolas" w:hAnsi="Consolas" w:eastAsia="Consolas"/>
+                <w:color w:val="F2F2F2"/>
+                <w:sz w:val="19"/>
+              </w:rPr>
+              <w:t>--  21초  chicago: PRIMARY / MOUNTED</w:t>
+            </w:r>
+          </w:p>
+          <w:p>
+            <w:pPr>
+              <w:spacing w:after="0" w:before="0"/>
+            </w:pPr>
+            <w:r>
+              <w:rPr>
+                <w:rFonts w:ascii="Consolas" w:hAnsi="Consolas" w:eastAsia="Consolas"/>
+                <w:color w:val="F2F2F2"/>
+                <w:sz w:val="19"/>
+              </w:rPr>
+              <w:t>--  42초  chicago: PHYSICAL STANDBY / MOUNTED</w:t>
+            </w:r>
+          </w:p>
+        </w:tc>
+      </w:tr>
+    </w:tbl>
+    <w:p/>
+    <w:p>
+      <w:r>
+        <w:rPr>
+          <w:rFonts w:ascii="맑은 고딕" w:hAnsi="맑은 고딕" w:eastAsia="맑은 고딕"/>
+          <w:sz w:val="21"/>
+        </w:rPr>
+        <w:t>**약 42초에 자동 재편입됐다.** 14장에서 값만 보고 넘어간 `Auto-reinstate: TRUE`가 이 동작이다.</w:t>
+      </w:r>
+    </w:p>
+    <w:tbl>
+      <w:tblPr>
+        <w:tblStyle w:val="TableGrid"/>
+        <w:tblW w:type="auto" w:w="0"/>
+        <w:tblLook w:firstColumn="1" w:firstRow="1" w:lastColumn="0" w:lastRow="0" w:noHBand="0" w:noVBand="1" w:val="04A0"/>
+      </w:tblPr>
+      <w:tblGrid>
+        <w:gridCol w:w="8640"/>
+      </w:tblGrid>
+      <w:tr>
+        <w:tc>
+          <w:tcPr>
+            <w:tcW w:type="dxa" w:w="8640"/>
+            <w:shd w:val="clear" w:color="auto" w:fill="1E1E1E"/>
+          </w:tcPr>
+          <w:p>
+            <w:pPr>
+              <w:spacing w:after="0" w:before="0"/>
+            </w:pPr>
+            <w:r>
+              <w:rPr>
+                <w:rFonts w:ascii="Consolas" w:hAnsi="Consolas" w:eastAsia="Consolas"/>
+                <w:color w:val="F2F2F2"/>
+                <w:sz w:val="19"/>
+              </w:rPr>
+              <w:t>[W000 ...] The standby chicago needs to be reinstated</w:t>
+            </w:r>
+          </w:p>
+          <w:p>
+            <w:pPr>
+              <w:spacing w:after="0" w:before="0"/>
+            </w:pPr>
+            <w:r>
+              <w:rPr>
+                <w:rFonts w:ascii="Consolas" w:hAnsi="Consolas" w:eastAsia="Consolas"/>
+                <w:color w:val="F2F2F2"/>
+                <w:sz w:val="19"/>
+              </w:rPr>
+              <w:t>[W000 ...] Failed to ping the new standby.        (몇 차례 반복)</w:t>
+            </w:r>
+          </w:p>
+          <w:p>
+            <w:pPr>
+              <w:spacing w:after="0" w:before="0"/>
+            </w:pPr>
+            <w:r>
+              <w:rPr>
+                <w:rFonts w:ascii="Consolas" w:hAnsi="Consolas" w:eastAsia="Consolas"/>
+                <w:color w:val="F2F2F2"/>
+                <w:sz w:val="19"/>
+              </w:rPr>
+              <w:t>[W000 ...] New primary is now ready to reinstate.</w:t>
+            </w:r>
+          </w:p>
+          <w:p>
+            <w:pPr>
+              <w:spacing w:after="0" w:before="0"/>
+            </w:pPr>
+            <w:r>
+              <w:rPr>
+                <w:rFonts w:ascii="Consolas" w:hAnsi="Consolas" w:eastAsia="Consolas"/>
+                <w:color w:val="F2F2F2"/>
+                <w:sz w:val="19"/>
+              </w:rPr>
+              <w:t>[W000 ...] Issuing REINSTATE command.</w:t>
+            </w:r>
+          </w:p>
+          <w:p>
+            <w:pPr>
+              <w:spacing w:after="0" w:before="0"/>
+            </w:pPr>
+            <w:r>
+              <w:rPr>
+                <w:rFonts w:ascii="Consolas" w:hAnsi="Consolas" w:eastAsia="Consolas"/>
+                <w:color w:val="F2F2F2"/>
+                <w:sz w:val="19"/>
+              </w:rPr>
+              <w:t>[W000 ...] Successfully reinstated database chicago.</w:t>
+            </w:r>
+          </w:p>
+        </w:tc>
+      </w:tr>
+    </w:tbl>
+    <w:p/>
+    <w:p>
+      <w:r>
+        <w:rPr>
+          <w:rFonts w:ascii="맑은 고딕" w:hAnsi="맑은 고딕" w:eastAsia="맑은 고딕"/>
+          <w:sz w:val="21"/>
+        </w:rPr>
+        <w:t>실습 07에서 사람이 한 일을 관측자가 대신했다. 반복되는 `Failed to ping`은 `MOUNT` 직후 아직 준비가 안 된 것이다. 진행 중에는 **`ORA-16657`**이 붙는다.</w:t>
+      </w:r>
+    </w:p>
+    <w:tbl>
+      <w:tblPr>
+        <w:tblStyle w:val="TableGrid"/>
+        <w:tblW w:type="auto" w:w="0"/>
+        <w:tblLook w:firstColumn="1" w:firstRow="1" w:lastColumn="0" w:lastRow="0" w:noHBand="0" w:noVBand="1" w:val="04A0"/>
+      </w:tblPr>
+      <w:tblGrid>
+        <w:gridCol w:w="8640"/>
+      </w:tblGrid>
+      <w:tr>
+        <w:tc>
+          <w:tcPr>
+            <w:tcW w:type="dxa" w:w="8640"/>
+            <w:shd w:val="clear" w:color="auto" w:fill="FFF6D5"/>
+          </w:tcPr>
+          <w:p>
+            <w:r>
+              <w:rPr>
+                <w:rFonts w:ascii="맑은 고딕" w:hAnsi="맑은 고딕" w:eastAsia="맑은 고딕"/>
+                <w:b/>
+                <w:sz w:val="21"/>
+              </w:rPr>
+              <w:t>Note · 재편입 직후에 한 번 더 확인한다</w:t>
             </w:r>
           </w:p>
           <w:p>
@@ -7878,7 +7950,807 @@
                 <w:rFonts w:ascii="맑은 고딕" w:hAnsi="맑은 고딕" w:eastAsia="맑은 고딕"/>
                 <w:sz w:val="20"/>
               </w:rPr>
-              <w:t>**⑦ 기록** — 소요 시간(실측 Failover 24초 / Reinstate 51초 / Switchover 55초)을 남긴다. 다음 RTO 산정의 근거가 된다.</w:t>
+              <w:t>재편입 직후의 chicago는 `PHYSICAL STANDBY / MOUNTED`였고 MRP0가 없었으며 `RECOVERY_MODE`는 `IDLE`이었다. 실습 07의 수동 `REINSTATE` 직후에 본 `READ ONLY WITH APPLY`와 다르다.</w:t>
+            </w:r>
+          </w:p>
+          <w:p>
+            <w:pPr>
+              <w:spacing w:after="20"/>
+            </w:pPr>
+            <w:r>
+              <w:rPr>
+                <w:rFonts w:ascii="맑은 고딕" w:hAnsi="맑은 고딕" w:eastAsia="맑은 고딕"/>
+                <w:sz w:val="20"/>
+              </w:rPr>
+              <w:t>**재편입은 역할을 되돌리는 데까지이고, `Intended State`를 적용하는 것은 Broker가 이어서 하는 별개 단계다.** 그러므로 **① 역할이 돌아왔는가 ② 적용이 시작됐는가**를 두 번 확인한다.</w:t>
+            </w:r>
+          </w:p>
+        </w:tc>
+      </w:tr>
+    </w:tbl>
+    <w:p/>
+    <w:p>
+      <w:r>
+        <w:rPr>
+          <w:rFonts w:ascii="맑은 고딕" w:hAnsi="맑은 고딕" w:eastAsia="맑은 고딕"/>
+          <w:sz w:val="21"/>
+        </w:rPr>
+        <w:t>정리 순서에 한 단계가 앞에 붙는다. **`STOP OBSERVER` → `DISABLE` → 대상 속성 삭제**다. `STOP OBSERVER`는 현재 Primary 쪽 DGMGRL에서 내며 관측자 호스트에 접속할 필요가 없다.</w:t>
+      </w:r>
+    </w:p>
+    <w:p>
+      <w:pPr>
+        <w:pStyle w:val="Heading2"/>
+      </w:pPr>
+      <w:r>
+        <w:t>16.9  Standby를 백업에 활용한다</w:t>
+      </w:r>
+    </w:p>
+    <w:p>
+      <w:r>
+        <w:rPr>
+          <w:rFonts w:ascii="맑은 고딕" w:hAnsi="맑은 고딕" w:eastAsia="맑은 고딕"/>
+          <w:sz w:val="21"/>
+        </w:rPr>
+        <w:t>백업은 I/O를 많이 쓰므로 Primary의 부하를 덜 수 있고, 같은 데이터베이스이므로 Standby 백업으로 Primary를 복구할 수 있다. 전제부터 확인한다.</w:t>
+      </w:r>
+    </w:p>
+    <w:tbl>
+      <w:tblPr>
+        <w:tblStyle w:val="TableGrid"/>
+        <w:tblW w:type="auto" w:w="0"/>
+        <w:tblLook w:firstColumn="1" w:firstRow="1" w:lastColumn="0" w:lastRow="0" w:noHBand="0" w:noVBand="1" w:val="04A0"/>
+      </w:tblPr>
+      <w:tblGrid>
+        <w:gridCol w:w="8640"/>
+      </w:tblGrid>
+      <w:tr>
+        <w:tc>
+          <w:tcPr>
+            <w:tcW w:type="dxa" w:w="8640"/>
+            <w:shd w:val="clear" w:color="auto" w:fill="1E1E1E"/>
+          </w:tcPr>
+          <w:p>
+            <w:pPr>
+              <w:spacing w:after="0" w:before="0"/>
+            </w:pPr>
+            <w:r>
+              <w:rPr>
+                <w:rFonts w:ascii="Consolas" w:hAnsi="Consolas" w:eastAsia="Consolas"/>
+                <w:color w:val="F2F2F2"/>
+                <w:sz w:val="19"/>
+              </w:rPr>
+              <w:t>SYS@boston&gt;  select dbid, name, database_role from v$database;</w:t>
+            </w:r>
+          </w:p>
+          <w:p>
+            <w:pPr>
+              <w:spacing w:after="0" w:before="0"/>
+            </w:pPr>
+            <w:r>
+              <w:rPr>
+                <w:rFonts w:ascii="Consolas" w:hAnsi="Consolas" w:eastAsia="Consolas"/>
+                <w:color w:val="F2F2F2"/>
+                <w:sz w:val="19"/>
+              </w:rPr>
+              <w:t>1852041610 CHICAGO    PHYSICAL STANDBY</w:t>
+            </w:r>
+          </w:p>
+          <w:p>
+            <w:pPr>
+              <w:spacing w:after="0" w:before="0"/>
+            </w:pPr>
+            <w:r>
+              <w:rPr>
+                <w:rFonts w:ascii="Consolas" w:hAnsi="Consolas" w:eastAsia="Consolas"/>
+                <w:color w:val="F2F2F2"/>
+                <w:sz w:val="19"/>
+              </w:rPr>
+              <w:t>SYS@chicago&gt; (같은 조회)</w:t>
+            </w:r>
+          </w:p>
+          <w:p>
+            <w:pPr>
+              <w:spacing w:after="0" w:before="0"/>
+            </w:pPr>
+            <w:r>
+              <w:rPr>
+                <w:rFonts w:ascii="Consolas" w:hAnsi="Consolas" w:eastAsia="Consolas"/>
+                <w:color w:val="F2F2F2"/>
+                <w:sz w:val="19"/>
+              </w:rPr>
+              <w:t>1852041610 CHICAGO    PRIMARY</w:t>
+            </w:r>
+          </w:p>
+        </w:tc>
+      </w:tr>
+    </w:tbl>
+    <w:p/>
+    <w:p>
+      <w:r>
+        <w:rPr>
+          <w:rFonts w:ascii="맑은 고딕" w:hAnsi="맑은 고딕" w:eastAsia="맑은 고딕"/>
+          <w:sz w:val="21"/>
+        </w:rPr>
+        <w:t>**DBID가 같다.** RMAN은 DBID로 데이터베이스를 식별한다.</w:t>
+      </w:r>
+    </w:p>
+    <w:tbl>
+      <w:tblPr>
+        <w:tblStyle w:val="TableGrid"/>
+        <w:tblW w:type="auto" w:w="0"/>
+        <w:tblLook w:firstColumn="1" w:firstRow="1" w:lastColumn="0" w:lastRow="0" w:noHBand="0" w:noVBand="1" w:val="04A0"/>
+      </w:tblPr>
+      <w:tblGrid>
+        <w:gridCol w:w="8640"/>
+      </w:tblGrid>
+      <w:tr>
+        <w:tc>
+          <w:tcPr>
+            <w:tcW w:type="dxa" w:w="8640"/>
+            <w:shd w:val="clear" w:color="auto" w:fill="1E1E1E"/>
+          </w:tcPr>
+          <w:p>
+            <w:pPr>
+              <w:spacing w:after="0" w:before="0"/>
+            </w:pPr>
+            <w:r>
+              <w:rPr>
+                <w:rFonts w:ascii="Consolas" w:hAnsi="Consolas" w:eastAsia="Consolas"/>
+                <w:color w:val="F2F2F2"/>
+                <w:sz w:val="19"/>
+              </w:rPr>
+              <w:t>[oracle@boston-srv ~]$ rman target /</w:t>
+            </w:r>
+          </w:p>
+          <w:p>
+            <w:pPr>
+              <w:spacing w:after="0" w:before="0"/>
+            </w:pPr>
+            <w:r>
+              <w:rPr>
+                <w:rFonts w:ascii="Consolas" w:hAnsi="Consolas" w:eastAsia="Consolas"/>
+                <w:color w:val="F2F2F2"/>
+                <w:sz w:val="19"/>
+              </w:rPr>
+              <w:t>connected to target database: CHICAGO (DBID=1852041610)</w:t>
+            </w:r>
+          </w:p>
+          <w:p>
+            <w:pPr>
+              <w:spacing w:after="0" w:before="0"/>
+            </w:pPr>
+            <w:r>
+              <w:rPr>
+                <w:rFonts w:ascii="Consolas" w:hAnsi="Consolas" w:eastAsia="Consolas"/>
+                <w:color w:val="F2F2F2"/>
+                <w:sz w:val="19"/>
+              </w:rPr>
+              <w:t xml:space="preserve"> </w:t>
+            </w:r>
+          </w:p>
+          <w:p>
+            <w:pPr>
+              <w:spacing w:after="0" w:before="0"/>
+            </w:pPr>
+            <w:r>
+              <w:rPr>
+                <w:rFonts w:ascii="Consolas" w:hAnsi="Consolas" w:eastAsia="Consolas"/>
+                <w:color w:val="F2F2F2"/>
+                <w:sz w:val="19"/>
+              </w:rPr>
+              <w:t>RMAN&gt; backup as compressed backupset database format '/home/oracle/bkup/db_%U';</w:t>
+            </w:r>
+          </w:p>
+          <w:p>
+            <w:pPr>
+              <w:spacing w:after="0" w:before="0"/>
+            </w:pPr>
+            <w:r>
+              <w:rPr>
+                <w:rFonts w:ascii="Consolas" w:hAnsi="Consolas" w:eastAsia="Consolas"/>
+                <w:color w:val="F2F2F2"/>
+                <w:sz w:val="19"/>
+              </w:rPr>
+              <w:t>...</w:t>
+            </w:r>
+          </w:p>
+          <w:p>
+            <w:pPr>
+              <w:spacing w:after="0" w:before="0"/>
+            </w:pPr>
+            <w:r>
+              <w:rPr>
+                <w:rFonts w:ascii="Consolas" w:hAnsi="Consolas" w:eastAsia="Consolas"/>
+                <w:color w:val="F2F2F2"/>
+                <w:sz w:val="19"/>
+              </w:rPr>
+              <w:t>Finished backup at 28-AUG-26</w:t>
+            </w:r>
+          </w:p>
+        </w:tc>
+      </w:tr>
+    </w:tbl>
+    <w:p/>
+    <w:p>
+      <w:r>
+        <w:rPr>
+          <w:rFonts w:ascii="맑은 고딕" w:hAnsi="맑은 고딕" w:eastAsia="맑은 고딕"/>
+          <w:sz w:val="21"/>
+        </w:rPr>
+        <w:t>열린 채로 받았고 MRP는 계속 적용했다. 실측 **2,820MB → 550MB, 57초**다.</w:t>
+      </w:r>
+    </w:p>
+    <w:p>
+      <w:r>
+        <w:rPr>
+          <w:rFonts w:ascii="맑은 고딕" w:hAnsi="맑은 고딕" w:eastAsia="맑은 고딕"/>
+          <w:sz w:val="21"/>
+        </w:rPr>
+        <w:t>두 가지를 읽어 둔다. **`connected to target database: CHICAGO`** — boston인데 `CHICAGO`다(RMAN은 `DB_NAME`을 보여 준다). 그리고 **`using target database control file instead of recovery catalog`**가 결정적이 된다.</w:t>
+      </w:r>
+    </w:p>
+    <w:p>
+      <w:r>
+        <w:rPr>
+          <w:rFonts w:ascii="맑은 고딕" w:hAnsi="맑은 고딕" w:eastAsia="맑은 고딕"/>
+          <w:sz w:val="21"/>
+        </w:rPr>
+        <w:t>아카이브까지 받으면 경고가 하나 난다.</w:t>
+      </w:r>
+    </w:p>
+    <w:tbl>
+      <w:tblPr>
+        <w:tblStyle w:val="TableGrid"/>
+        <w:tblW w:type="auto" w:w="0"/>
+        <w:tblLook w:firstColumn="1" w:firstRow="1" w:lastColumn="0" w:lastRow="0" w:noHBand="0" w:noVBand="1" w:val="04A0"/>
+      </w:tblPr>
+      <w:tblGrid>
+        <w:gridCol w:w="8640"/>
+      </w:tblGrid>
+      <w:tr>
+        <w:tc>
+          <w:tcPr>
+            <w:tcW w:type="dxa" w:w="8640"/>
+            <w:shd w:val="clear" w:color="auto" w:fill="1E1E1E"/>
+          </w:tcPr>
+          <w:p>
+            <w:pPr>
+              <w:spacing w:after="0" w:before="0"/>
+            </w:pPr>
+            <w:r>
+              <w:rPr>
+                <w:rFonts w:ascii="Consolas" w:hAnsi="Consolas" w:eastAsia="Consolas"/>
+                <w:color w:val="F2F2F2"/>
+                <w:sz w:val="19"/>
+              </w:rPr>
+              <w:t>RMAN&gt; backup as compressed backupset archivelog all not backed up ...</w:t>
+            </w:r>
+          </w:p>
+          <w:p>
+            <w:pPr>
+              <w:spacing w:after="0" w:before="0"/>
+            </w:pPr>
+            <w:r>
+              <w:rPr>
+                <w:rFonts w:ascii="Consolas" w:hAnsi="Consolas" w:eastAsia="Consolas"/>
+                <w:color w:val="F2F2F2"/>
+                <w:sz w:val="19"/>
+              </w:rPr>
+              <w:t xml:space="preserve"> </w:t>
+            </w:r>
+          </w:p>
+          <w:p>
+            <w:pPr>
+              <w:spacing w:after="0" w:before="0"/>
+            </w:pPr>
+            <w:r>
+              <w:rPr>
+                <w:rFonts w:ascii="Consolas" w:hAnsi="Consolas" w:eastAsia="Consolas"/>
+                <w:color w:val="F2F2F2"/>
+                <w:sz w:val="19"/>
+              </w:rPr>
+              <w:t>RMAN-06820: warning: failed to archive current log at primary database</w:t>
+            </w:r>
+          </w:p>
+          <w:p>
+            <w:pPr>
+              <w:spacing w:after="0" w:before="0"/>
+            </w:pPr>
+            <w:r>
+              <w:rPr>
+                <w:rFonts w:ascii="Consolas" w:hAnsi="Consolas" w:eastAsia="Consolas"/>
+                <w:color w:val="F2F2F2"/>
+                <w:sz w:val="19"/>
+              </w:rPr>
+              <w:t>cannot connect to remote database</w:t>
+            </w:r>
+          </w:p>
+        </w:tc>
+      </w:tr>
+    </w:tbl>
+    <w:p/>
+    <w:p>
+      <w:r>
+        <w:rPr>
+          <w:rFonts w:ascii="맑은 고딕" w:hAnsi="맑은 고딕" w:eastAsia="맑은 고딕"/>
+          <w:sz w:val="21"/>
+        </w:rPr>
+        <w:t>아카이브를 빠짐없이 받으려면 Primary의 현재 로그를 먼저 아카이브해야 하는데 자격증명이 없다. **경고이고 백업은 진행된다.** 단순한 배분은 **데이터 파일은 Standby, 아카이브는 Primary**다.</w:t>
+      </w:r>
+    </w:p>
+    <w:p>
+      <w:pPr>
+        <w:pStyle w:val="Heading3"/>
+      </w:pPr>
+      <w:r>
+        <w:t>16.9.1  Primary에서는 보이지 않는다</w:t>
+      </w:r>
+    </w:p>
+    <w:tbl>
+      <w:tblPr>
+        <w:tblStyle w:val="TableGrid"/>
+        <w:tblW w:type="auto" w:w="0"/>
+        <w:tblLook w:firstColumn="1" w:firstRow="1" w:lastColumn="0" w:lastRow="0" w:noHBand="0" w:noVBand="1" w:val="04A0"/>
+      </w:tblPr>
+      <w:tblGrid>
+        <w:gridCol w:w="8640"/>
+      </w:tblGrid>
+      <w:tr>
+        <w:tc>
+          <w:tcPr>
+            <w:tcW w:type="dxa" w:w="8640"/>
+            <w:shd w:val="clear" w:color="auto" w:fill="1E1E1E"/>
+          </w:tcPr>
+          <w:p>
+            <w:pPr>
+              <w:spacing w:after="0" w:before="0"/>
+            </w:pPr>
+            <w:r>
+              <w:rPr>
+                <w:rFonts w:ascii="Consolas" w:hAnsi="Consolas" w:eastAsia="Consolas"/>
+                <w:color w:val="F2F2F2"/>
+                <w:sz w:val="19"/>
+              </w:rPr>
+              <w:t>[boston]  RMAN&gt; list backup summary;     → 11건</w:t>
+            </w:r>
+          </w:p>
+          <w:p>
+            <w:pPr>
+              <w:spacing w:after="0" w:before="0"/>
+            </w:pPr>
+            <w:r>
+              <w:rPr>
+                <w:rFonts w:ascii="Consolas" w:hAnsi="Consolas" w:eastAsia="Consolas"/>
+                <w:color w:val="F2F2F2"/>
+                <w:sz w:val="19"/>
+              </w:rPr>
+              <w:t>[chicago] RMAN&gt; list backup summary;     →  2건</w:t>
+            </w:r>
+          </w:p>
+          <w:p>
+            <w:pPr>
+              <w:spacing w:after="0" w:before="0"/>
+            </w:pPr>
+            <w:r>
+              <w:rPr>
+                <w:rFonts w:ascii="Consolas" w:hAnsi="Consolas" w:eastAsia="Consolas"/>
+                <w:color w:val="F2F2F2"/>
+                <w:sz w:val="19"/>
+              </w:rPr>
+              <w:t xml:space="preserve"> </w:t>
+            </w:r>
+          </w:p>
+          <w:p>
+            <w:pPr>
+              <w:spacing w:after="0" w:before="0"/>
+            </w:pPr>
+            <w:r>
+              <w:rPr>
+                <w:rFonts w:ascii="Consolas" w:hAnsi="Consolas" w:eastAsia="Consolas"/>
+                <w:color w:val="F2F2F2"/>
+                <w:sz w:val="19"/>
+              </w:rPr>
+              <w:t>SYS@chicago&gt; select session_key, input_type, status from v$rman_backup_job_details;</w:t>
+            </w:r>
+          </w:p>
+          <w:p>
+            <w:pPr>
+              <w:spacing w:after="0" w:before="0"/>
+            </w:pPr>
+            <w:r>
+              <w:rPr>
+                <w:rFonts w:ascii="Consolas" w:hAnsi="Consolas" w:eastAsia="Consolas"/>
+                <w:color w:val="F2F2F2"/>
+                <w:sz w:val="19"/>
+              </w:rPr>
+              <w:t>no rows selected</w:t>
+            </w:r>
+          </w:p>
+        </w:tc>
+      </w:tr>
+    </w:tbl>
+    <w:p/>
+    <w:p>
+      <w:r>
+        <w:rPr>
+          <w:rFonts w:ascii="맑은 고딕" w:hAnsi="맑은 고딕" w:eastAsia="맑은 고딕"/>
+          <w:sz w:val="21"/>
+        </w:rPr>
+        <w:t>**방금 만든 백업이 Primary에서는 하나도 보이지 않는다.**</w:t>
+      </w:r>
+    </w:p>
+    <w:p>
+      <w:r>
+        <w:rPr>
+          <w:rFonts w:ascii="맑은 고딕" w:hAnsi="맑은 고딕" w:eastAsia="맑은 고딕"/>
+          <w:sz w:val="21"/>
+        </w:rPr>
+        <w:t>백업 이력은 **받은 쪽 컨트롤 파일**에 기록되고 컨트롤 파일은 리두로 복제되지 않는다. 8장에서 배운 그대로다. 그러므로 **"Standby에서 백업받으면 된다"는 절반만 맞다.**</w:t>
+      </w:r>
+    </w:p>
+    <w:p>
+      <w:pPr>
+        <w:pStyle w:val="Heading3"/>
+      </w:pPr>
+      <w:r>
+        <w:t>16.9.2  두 가지 조치</w:t>
+      </w:r>
+    </w:p>
+    <w:p>
+      <w:r>
+        <w:rPr>
+          <w:rFonts w:ascii="맑은 고딕" w:hAnsi="맑은 고딕" w:eastAsia="맑은 고딕"/>
+          <w:sz w:val="21"/>
+        </w:rPr>
+        <w:t>**① 복구 카탈로그.** 별도 데이터베이스에 두면 어느 쪽에서 받았든 양쪽이 다 본다. Data Guard 환경에서는 설정이 하나 더 필요하다.</w:t>
+      </w:r>
+    </w:p>
+    <w:tbl>
+      <w:tblPr>
+        <w:tblStyle w:val="TableGrid"/>
+        <w:tblW w:type="auto" w:w="0"/>
+        <w:tblLook w:firstColumn="1" w:firstRow="1" w:lastColumn="0" w:lastRow="0" w:noHBand="0" w:noVBand="1" w:val="04A0"/>
+      </w:tblPr>
+      <w:tblGrid>
+        <w:gridCol w:w="8640"/>
+      </w:tblGrid>
+      <w:tr>
+        <w:tc>
+          <w:tcPr>
+            <w:tcW w:type="dxa" w:w="8640"/>
+            <w:shd w:val="clear" w:color="auto" w:fill="1E1E1E"/>
+          </w:tcPr>
+          <w:p>
+            <w:pPr>
+              <w:spacing w:after="0" w:before="0"/>
+            </w:pPr>
+            <w:r>
+              <w:rPr>
+                <w:rFonts w:ascii="Consolas" w:hAnsi="Consolas" w:eastAsia="Consolas"/>
+                <w:color w:val="F2F2F2"/>
+                <w:sz w:val="19"/>
+              </w:rPr>
+              <w:t>RMAN&gt; configure db_unique_name 'boston' connect identifier 'boston';</w:t>
+            </w:r>
+          </w:p>
+        </w:tc>
+      </w:tr>
+    </w:tbl>
+    <w:p/>
+    <w:p>
+      <w:r>
+        <w:rPr>
+          <w:rFonts w:ascii="맑은 고딕" w:hAnsi="맑은 고딕" w:eastAsia="맑은 고딕"/>
+          <w:sz w:val="21"/>
+        </w:rPr>
+        <w:t>카탈로그는 **`DB_UNIQUE_NAME`으로 구성원을 구별한다.** DBID가 같아 그것만으로는 알 수 없기 때문이며, 16.3절의 원칙이 여기서도 적용된다.</w:t>
+      </w:r>
+    </w:p>
+    <w:p>
+      <w:r>
+        <w:rPr>
+          <w:rFonts w:ascii="맑은 고딕" w:hAnsi="맑은 고딕" w:eastAsia="맑은 고딕"/>
+          <w:sz w:val="21"/>
+        </w:rPr>
+        <w:t>**② 조각을 옮기고 등록한다.** 카탈로그가 없어도 쓸 수 있다.</w:t>
+      </w:r>
+    </w:p>
+    <w:tbl>
+      <w:tblPr>
+        <w:tblStyle w:val="TableGrid"/>
+        <w:tblW w:type="auto" w:w="0"/>
+        <w:tblLook w:firstColumn="1" w:firstRow="1" w:lastColumn="0" w:lastRow="0" w:noHBand="0" w:noVBand="1" w:val="04A0"/>
+      </w:tblPr>
+      <w:tblGrid>
+        <w:gridCol w:w="8640"/>
+      </w:tblGrid>
+      <w:tr>
+        <w:tc>
+          <w:tcPr>
+            <w:tcW w:type="dxa" w:w="8640"/>
+            <w:shd w:val="clear" w:color="auto" w:fill="1E1E1E"/>
+          </w:tcPr>
+          <w:p>
+            <w:pPr>
+              <w:spacing w:after="0" w:before="0"/>
+            </w:pPr>
+            <w:r>
+              <w:rPr>
+                <w:rFonts w:ascii="Consolas" w:hAnsi="Consolas" w:eastAsia="Consolas"/>
+                <w:color w:val="F2F2F2"/>
+                <w:sz w:val="19"/>
+              </w:rPr>
+              <w:t>RMAN&gt; catalog start with '/home/oracle/df7_' noprompt;</w:t>
+            </w:r>
+          </w:p>
+          <w:p>
+            <w:pPr>
+              <w:spacing w:after="0" w:before="0"/>
+            </w:pPr>
+            <w:r>
+              <w:rPr>
+                <w:rFonts w:ascii="Consolas" w:hAnsi="Consolas" w:eastAsia="Consolas"/>
+                <w:color w:val="F2F2F2"/>
+                <w:sz w:val="19"/>
+              </w:rPr>
+              <w:t xml:space="preserve"> </w:t>
+            </w:r>
+          </w:p>
+          <w:p>
+            <w:pPr>
+              <w:spacing w:after="0" w:before="0"/>
+            </w:pPr>
+            <w:r>
+              <w:rPr>
+                <w:rFonts w:ascii="Consolas" w:hAnsi="Consolas" w:eastAsia="Consolas"/>
+                <w:color w:val="F2F2F2"/>
+                <w:sz w:val="19"/>
+              </w:rPr>
+              <w:t>List of Files Unknown to the Database</w:t>
+            </w:r>
+          </w:p>
+          <w:p>
+            <w:pPr>
+              <w:spacing w:after="0" w:before="0"/>
+            </w:pPr>
+            <w:r>
+              <w:rPr>
+                <w:rFonts w:ascii="Consolas" w:hAnsi="Consolas" w:eastAsia="Consolas"/>
+                <w:color w:val="F2F2F2"/>
+                <w:sz w:val="19"/>
+              </w:rPr>
+              <w:t>=====================================</w:t>
+            </w:r>
+          </w:p>
+          <w:p>
+            <w:pPr>
+              <w:spacing w:after="0" w:before="0"/>
+            </w:pPr>
+            <w:r>
+              <w:rPr>
+                <w:rFonts w:ascii="Consolas" w:hAnsi="Consolas" w:eastAsia="Consolas"/>
+                <w:color w:val="F2F2F2"/>
+                <w:sz w:val="19"/>
+              </w:rPr>
+              <w:t>File Name: /home/oracle/df7_4550tgnc_1_1</w:t>
+            </w:r>
+          </w:p>
+          <w:p>
+            <w:pPr>
+              <w:spacing w:after="0" w:before="0"/>
+            </w:pPr>
+            <w:r>
+              <w:rPr>
+                <w:rFonts w:ascii="Consolas" w:hAnsi="Consolas" w:eastAsia="Consolas"/>
+                <w:color w:val="F2F2F2"/>
+                <w:sz w:val="19"/>
+              </w:rPr>
+              <w:t>cataloging files...</w:t>
+            </w:r>
+          </w:p>
+          <w:p>
+            <w:pPr>
+              <w:spacing w:after="0" w:before="0"/>
+            </w:pPr>
+            <w:r>
+              <w:rPr>
+                <w:rFonts w:ascii="Consolas" w:hAnsi="Consolas" w:eastAsia="Consolas"/>
+                <w:color w:val="F2F2F2"/>
+                <w:sz w:val="19"/>
+              </w:rPr>
+              <w:t>cataloging done</w:t>
+            </w:r>
+          </w:p>
+        </w:tc>
+      </w:tr>
+    </w:tbl>
+    <w:p/>
+    <w:p>
+      <w:r>
+        <w:rPr>
+          <w:rFonts w:ascii="맑은 고딕" w:hAnsi="맑은 고딕" w:eastAsia="맑은 고딕"/>
+          <w:sz w:val="21"/>
+        </w:rPr>
+        <w:t>`List of Files Unknown to the Database` — 컨트롤 파일이 모르던 파일이라는 뜻이며 앞 절과 이어진다.</w:t>
+      </w:r>
+    </w:p>
+    <w:tbl>
+      <w:tblPr>
+        <w:tblStyle w:val="TableGrid"/>
+        <w:tblW w:type="auto" w:w="0"/>
+        <w:tblLook w:firstColumn="1" w:firstRow="1" w:lastColumn="0" w:lastRow="0" w:noHBand="0" w:noVBand="1" w:val="04A0"/>
+      </w:tblPr>
+      <w:tblGrid>
+        <w:gridCol w:w="8640"/>
+      </w:tblGrid>
+      <w:tr>
+        <w:tc>
+          <w:tcPr>
+            <w:tcW w:type="dxa" w:w="8640"/>
+            <w:shd w:val="clear" w:color="auto" w:fill="1E1E1E"/>
+          </w:tcPr>
+          <w:p>
+            <w:pPr>
+              <w:spacing w:after="0" w:before="0"/>
+            </w:pPr>
+            <w:r>
+              <w:rPr>
+                <w:rFonts w:ascii="Consolas" w:hAnsi="Consolas" w:eastAsia="Consolas"/>
+                <w:color w:val="F2F2F2"/>
+                <w:sz w:val="19"/>
+              </w:rPr>
+              <w:t>RMAN&gt; list backup of datafile 7;</w:t>
+            </w:r>
+          </w:p>
+          <w:p>
+            <w:pPr>
+              <w:spacing w:after="0" w:before="0"/>
+            </w:pPr>
+            <w:r>
+              <w:rPr>
+                <w:rFonts w:ascii="Consolas" w:hAnsi="Consolas" w:eastAsia="Consolas"/>
+                <w:color w:val="F2F2F2"/>
+                <w:sz w:val="19"/>
+              </w:rPr>
+              <w:t xml:space="preserve"> </w:t>
+            </w:r>
+          </w:p>
+          <w:p>
+            <w:pPr>
+              <w:spacing w:after="0" w:before="0"/>
+            </w:pPr>
+            <w:r>
+              <w:rPr>
+                <w:rFonts w:ascii="Consolas" w:hAnsi="Consolas" w:eastAsia="Consolas"/>
+                <w:color w:val="F2F2F2"/>
+                <w:sz w:val="19"/>
+              </w:rPr>
+              <w:t xml:space="preserve">  File LV Type Ckp SCN    Ckp Time  Abs Fuz SCN Sparse Name</w:t>
+            </w:r>
+          </w:p>
+          <w:p>
+            <w:pPr>
+              <w:spacing w:after="0" w:before="0"/>
+            </w:pPr>
+            <w:r>
+              <w:rPr>
+                <w:rFonts w:ascii="Consolas" w:hAnsi="Consolas" w:eastAsia="Consolas"/>
+                <w:color w:val="F2F2F2"/>
+                <w:sz w:val="19"/>
+              </w:rPr>
+              <w:t xml:space="preserve">  ---- -- ---- ---------- --------- ----------- ------ ----</w:t>
+            </w:r>
+          </w:p>
+          <w:p>
+            <w:pPr>
+              <w:spacing w:after="0" w:before="0"/>
+            </w:pPr>
+            <w:r>
+              <w:rPr>
+                <w:rFonts w:ascii="Consolas" w:hAnsi="Consolas" w:eastAsia="Consolas"/>
+                <w:color w:val="F2F2F2"/>
+                <w:sz w:val="19"/>
+              </w:rPr>
+              <w:t xml:space="preserve">  7       Full 2928957    28-AUG-26              NO   /u03/app/oracle/oradata/Chicago/users01.dbf</w:t>
+            </w:r>
+          </w:p>
+        </w:tc>
+      </w:tr>
+    </w:tbl>
+    <w:p/>
+    <w:p>
+      <w:r>
+        <w:rPr>
+          <w:rFonts w:ascii="맑은 고딕" w:hAnsi="맑은 고딕" w:eastAsia="맑은 고딕"/>
+          <w:sz w:val="21"/>
+        </w:rPr>
+        <w:t>**마지막 줄이 결론이다.** 백업은 boston에서 받았는데 chicago에 등록하니 **`.../Chicago/users01.dbf`**로 나온다. RMAN은 이름이 아니라 **DBID와 파일 번호**로 판단하므로, 6장에서 양쪽을 다르게 구성했는데도 그대로 쓸 수 있다.</w:t>
+      </w:r>
+    </w:p>
+    <w:tbl>
+      <w:tblPr>
+        <w:tblStyle w:val="TableGrid"/>
+        <w:tblW w:type="auto" w:w="0"/>
+        <w:tblLook w:firstColumn="1" w:firstRow="1" w:lastColumn="0" w:lastRow="0" w:noHBand="0" w:noVBand="1" w:val="04A0"/>
+      </w:tblPr>
+      <w:tblGrid>
+        <w:gridCol w:w="8640"/>
+      </w:tblGrid>
+      <w:tr>
+        <w:tc>
+          <w:tcPr>
+            <w:tcW w:type="dxa" w:w="8640"/>
+            <w:shd w:val="clear" w:color="auto" w:fill="E1ECF7"/>
+          </w:tcPr>
+          <w:p>
+            <w:r>
+              <w:rPr>
+                <w:rFonts w:ascii="맑은 고딕" w:hAnsi="맑은 고딕" w:eastAsia="맑은 고딕"/>
+                <w:b/>
+                <w:sz w:val="21"/>
+              </w:rPr>
+              <w:t>실무 시나리오 · Data Guard 환경의 백업 설계</w:t>
+            </w:r>
+          </w:p>
+          <w:p>
+            <w:pPr>
+              <w:spacing w:after="20"/>
+            </w:pPr>
+            <w:r>
+              <w:rPr>
+                <w:rFonts w:ascii="맑은 고딕" w:hAnsi="맑은 고딕" w:eastAsia="맑은 고딕"/>
+                <w:sz w:val="20"/>
+              </w:rPr>
+              <w:t>**① 복구 카탈로그를 쓴다.** Data Guard를 운영한다면 사실상 필수다. `CONFIGURE DB_UNIQUE_NAME`으로 구성원을 등록한다.</w:t>
+            </w:r>
+          </w:p>
+          <w:p>
+            <w:pPr>
+              <w:spacing w:after="20"/>
+            </w:pPr>
+            <w:r>
+              <w:rPr>
+                <w:rFonts w:ascii="맑은 고딕" w:hAnsi="맑은 고딕" w:eastAsia="맑은 고딕"/>
+                <w:sz w:val="20"/>
+              </w:rPr>
+              <w:t>**② 데이터 파일은 Standby에서, 아카이브는 Primary에서.** `RMAN-06820`을 피하는 가장 단순한 배분이다.</w:t>
+            </w:r>
+          </w:p>
+          <w:p>
+            <w:pPr>
+              <w:spacing w:after="20"/>
+            </w:pPr>
+            <w:r>
+              <w:rPr>
+                <w:rFonts w:ascii="맑은 고딕" w:hAnsi="맑은 고딕" w:eastAsia="맑은 고딕"/>
+                <w:sz w:val="20"/>
+              </w:rPr>
+              <w:t>**③ 컨트롤 파일 자동 백업 위치를 정한다.** `FORMAT` 절이 적용되지 않고 FRA로 간다.</w:t>
+            </w:r>
+          </w:p>
+          <w:p>
+            <w:pPr>
+              <w:spacing w:after="20"/>
+            </w:pPr>
+            <w:r>
+              <w:rPr>
+                <w:rFonts w:ascii="맑은 고딕" w:hAnsi="맑은 고딕" w:eastAsia="맑은 고딕"/>
+                <w:sz w:val="20"/>
+              </w:rPr>
+              <w:t>**④ 역할이 바뀌면 백업 스크립트도 따라가야 한다.** "boston에서 백업"이라고 고정하면 전환 후 Primary를 백업하게 된다. 15장의 원칙대로 **역할을 먼저 판정하고 분기한다.**</w:t>
+            </w:r>
+          </w:p>
+          <w:p>
+            <w:pPr>
+              <w:spacing w:after="20"/>
+            </w:pPr>
+            <w:r>
+              <w:rPr>
+                <w:rFonts w:ascii="맑은 고딕" w:hAnsi="맑은 고딕" w:eastAsia="맑은 고딕"/>
+                <w:sz w:val="20"/>
+              </w:rPr>
+              <w:t>**⑤ Failover 뒤에는 전체 백업을 새로 받는다.** `OPEN RESETLOGS`로 인큐네이션이 바뀌었기 때문이며, 옛 백업은 폐기하지 않는다.</w:t>
             </w:r>
           </w:p>
         </w:tc>
@@ -8003,7 +8875,7 @@
         <w:pStyle w:val="Heading2"/>
       </w:pPr>
       <w:r>
-        <w:t>16.9  요약</w:t>
+        <w:t>16.10  요약</w:t>
       </w:r>
     </w:p>
     <w:p>
@@ -8015,7 +8887,7 @@
           <w:rFonts w:ascii="맑은 고딕" w:hAnsi="맑은 고딕" w:eastAsia="맑은 고딕"/>
           <w:sz w:val="21"/>
         </w:rPr>
-        <w:t>Switchover는 **무손실·되돌림 가능**, Failover는 **손실 가능·Reinstate 필요**. `SWITCHOVER_STATUS`는 Primary `TO STANDBY`, Standby **`NOT ALLOWED`**(정상이다).</w:t>
+        <w:t>Switchover는 **무손실·되돌림 가능**, Failover는 **손실 가능·Reinstate 필요**. `SWITCHOVER_STATUS`는 Primary `TO STANDBY`, Standby **`NOT ALLOWED`**(정상).</w:t>
       </w:r>
     </w:p>
     <w:p>
@@ -8027,7 +8899,7 @@
           <w:rFonts w:ascii="맑은 고딕" w:hAnsi="맑은 고딕" w:eastAsia="맑은 고딕"/>
           <w:sz w:val="21"/>
         </w:rPr>
-        <w:t>Switchover 실측 소요 **약 64초 / 69초 / 55초**. Failover **24초**. Reinstate **51초**.</w:t>
+        <w:t>실측 소요 — Switchover **64/69/55초**, Failover **24초**, Reinstate **51초**, 자동 전환 **69초**, 자동 재편입 **42초**.</w:t>
       </w:r>
     </w:p>
     <w:p>
@@ -8039,7 +8911,7 @@
           <w:rFonts w:ascii="맑은 고딕" w:hAnsi="맑은 고딕" w:eastAsia="맑은 고딕"/>
           <w:sz w:val="21"/>
         </w:rPr>
-        <w:t>전환 출력의 **`Connected to an idle instance.`** — 옛 Primary가 한 번 내려간다. **정적 등록이 여기서 쓰인다.**</w:t>
+        <w:t>**`Connected to an idle instance.`** — 옛 Primary가 한 번 내려가며 **정적 등록이 여기서 쓰인다.** `Database opened.`는 **ADG가 전환 후에도 유지**된다는 뜻이고, 구별은 **`DB_UNIQUE_NAME`**이다.</w:t>
       </w:r>
     </w:p>
     <w:p>
@@ -8051,7 +8923,7 @@
           <w:rFonts w:ascii="맑은 고딕" w:hAnsi="맑은 고딕" w:eastAsia="맑은 고딕"/>
           <w:sz w:val="21"/>
         </w:rPr>
-        <w:t>새 Standby가 `Database opened.` — **Active Data Guard가 전환 후에도 유지**된다. `DB_NAME`은 양쪽 `CHICAGO`로 같고 구별은 **`DB_UNIQUE_NAME`**이다.</w:t>
+        <w:t>전환하면 Broker가 `LOG_ARCHIVE_DEST_2`를 **반대 방향으로 다시 쓴다.** `FAL_SERVER`는 비어 있다. 없는 멤버는 문장, 자기 자신은 **ORA-16558**.</w:t>
       </w:r>
     </w:p>
     <w:p>
@@ -8063,7 +8935,7 @@
           <w:rFonts w:ascii="맑은 고딕" w:hAnsi="맑은 고딕" w:eastAsia="맑은 고딕"/>
           <w:sz w:val="21"/>
         </w:rPr>
-        <w:t>전환하면 Broker가 `LOG_ARCHIVE_DEST_2`를 **반대 방향으로 다시 쓴다.** `FAL_SERVER`는 비어 있다.</w:t>
+        <w:t>**★ SQL `ALTER DATABASE SWITCHOVER TO`는 Broker 환경에서도 거부되지 않는다.** 역할만 바뀌고 뒷정리가 없어 옛 Primary는 내려가고 새 Primary는 `MOUNTED`에 머물며 전송이 끊긴다.</w:t>
       </w:r>
     </w:p>
     <w:p>
@@ -8075,7 +8947,7 @@
           <w:rFonts w:ascii="맑은 고딕" w:hAnsi="맑은 고딕" w:eastAsia="맑은 고딕"/>
           <w:sz w:val="21"/>
         </w:rPr>
-        <w:t>없는 멤버는 `Object "..." was not found`, 자기 자신은 **ORA-16558**.</w:t>
+        <w:t>Broker는 잠시 `SUCCESS`를 유지하다가 **ORA-16816**을 낸다. 복구는 `REMOVE` → `CREATE` → `ADD` → `ENABLE` → `SWITCHOVER`.</w:t>
       </w:r>
     </w:p>
     <w:p>
@@ -8087,7 +8959,7 @@
           <w:rFonts w:ascii="맑은 고딕" w:hAnsi="맑은 고딕" w:eastAsia="맑은 고딕"/>
           <w:sz w:val="21"/>
         </w:rPr>
-        <w:t>**★ SQL `ALTER DATABASE SWITCHOVER TO`는 Broker 환경에서도 거부되지 않는다.** 역할만 바뀌고 뒷정리가 없다.</w:t>
+        <w:t>플래시백은 **열린 채로도 켜진다**(19c). 이미 켜져 있으면 **ORA-38706 + ORA-38713**. 로그가 즉시 200MB×2 생기므로 **FRA 공간을 먼저 확인**한다.</w:t>
       </w:r>
     </w:p>
     <w:p>
@@ -8099,55 +8971,7 @@
           <w:rFonts w:ascii="맑은 고딕" w:hAnsi="맑은 고딕" w:eastAsia="맑은 고딕"/>
           <w:sz w:val="21"/>
         </w:rPr>
-        <w:t>그 결과 옛 Primary는 내려가고 새 Primary는 `MOUNTED`에 머물며 목적지 설정도 비어 전송이 없다. Broker는 잠시 `SUCCESS`를 유지하다가 **ORA-16816**을 낸다.</w:t>
-      </w:r>
-    </w:p>
-    <w:p>
-      <w:pPr>
-        <w:pStyle w:val="ListBullet"/>
-      </w:pPr>
-      <w:r>
-        <w:rPr>
-          <w:rFonts w:ascii="맑은 고딕" w:hAnsi="맑은 고딕" w:eastAsia="맑은 고딕"/>
-          <w:sz w:val="21"/>
-        </w:rPr>
-        <w:t>복구는 `REMOVE` → `CREATE` → `ADD` → `ENABLE` → `SWITCHOVER`. 데이터는 건드리지 않는다.</w:t>
-      </w:r>
-    </w:p>
-    <w:p>
-      <w:pPr>
-        <w:pStyle w:val="ListBullet"/>
-      </w:pPr>
-      <w:r>
-        <w:rPr>
-          <w:rFonts w:ascii="맑은 고딕" w:hAnsi="맑은 고딕" w:eastAsia="맑은 고딕"/>
-          <w:sz w:val="21"/>
-        </w:rPr>
-        <w:t>플래시백은 **열린 채로도 켜진다**(19c). 이미 켜져 있으면 **ORA-38706 + ORA-38713**이며 로그는 즉시 200MB×2가 생긴다. **FRA 공간을 먼저 확인**한다.</w:t>
-      </w:r>
-    </w:p>
-    <w:p>
-      <w:pPr>
-        <w:pStyle w:val="ListBullet"/>
-      </w:pPr>
-      <w:r>
-        <w:rPr>
-          <w:rFonts w:ascii="맑은 고딕" w:hAnsi="맑은 고딕" w:eastAsia="맑은 고딕"/>
-          <w:sz w:val="21"/>
-        </w:rPr>
-        <w:t>Primary가 죽으면 Standby는 **`Possible network disconnect`** 라고만 말한다. 그 메시지의 `ERROR_CODE`는 **0**이라 15장의 필터로는 걸러진다.</w:t>
-      </w:r>
-    </w:p>
-    <w:p>
-      <w:pPr>
-        <w:pStyle w:val="ListBullet"/>
-      </w:pPr>
-      <w:r>
-        <w:rPr>
-          <w:rFonts w:ascii="맑은 고딕" w:hAnsi="맑은 고딕" w:eastAsia="맑은 고딕"/>
-          <w:sz w:val="21"/>
-        </w:rPr>
-        <w:t>Broker는 `ORA-1034`로 적는다. SQL*Plus의 `ORA-01034`와 **자릿수가 다르다.**</w:t>
+        <w:t>Primary가 죽으면 Standby는 **`Possible network disconnect`**라고만 말하고 `ERROR_CODE`는 **0**이다. Broker는 `ORA-1034`로 적어 SQL*Plus와 **자릿수가 다르다.**</w:t>
       </w:r>
     </w:p>
     <w:p>
@@ -8171,7 +8995,7 @@
           <w:rFonts w:ascii="맑은 고딕" w:hAnsi="맑은 고딕" w:eastAsia="맑은 고딕"/>
           <w:sz w:val="21"/>
         </w:rPr>
-        <w:t>Failover 직후 구성은 `chicago ... (disabled)` + **ORA-16661**, 그런데 상태는 **`SUCCESS`**.</w:t>
+        <w:t>Failover 직후 구성은 `(disabled)` + **ORA-16661**인데 상태는 **`SUCCESS`**(FSFO가 켜져 있으면 `WARNING`).</w:t>
       </w:r>
     </w:p>
     <w:p>
@@ -8183,7 +9007,7 @@
           <w:rFonts w:ascii="맑은 고딕" w:hAnsi="맑은 고딕" w:eastAsia="맑은 고딕"/>
           <w:sz w:val="21"/>
         </w:rPr>
-        <w:t>내려간 채로 `REINSTATE` → **ORA-16653**. 옛 Primary를 **`MOUNT`까지만** 올리며, 그 상태에서 자기를 아직 **`PRIMARY`라고 말한다.**</w:t>
+        <w:t>내려간 채로 `REINSTATE` → **ORA-16653**. **`MOUNT`까지만** 올리며, 그 상태에서 자기를 아직 **`PRIMARY`라고 말한다.**</w:t>
       </w:r>
     </w:p>
     <w:p>
@@ -8195,7 +9019,7 @@
           <w:rFonts w:ascii="맑은 고딕" w:hAnsi="맑은 고딕" w:eastAsia="맑은 고딕"/>
           <w:sz w:val="21"/>
         </w:rPr>
-        <w:t>Failover는 `OPEN RESETLOGS`를 수반한다. Reinstate 후 **시퀀스가 4로 다시 시작**했다.</w:t>
+        <w:t>Failover는 `OPEN RESETLOGS`를 수반하며 Reinstate 후 **시퀀스가 4로 다시 시작**했다. 전환 직후의 `ORA-16786`은 **판정 시차**다.</w:t>
       </w:r>
     </w:p>
     <w:p>
@@ -8207,7 +9031,67 @@
           <w:rFonts w:ascii="맑은 고딕" w:hAnsi="맑은 고딕" w:eastAsia="맑은 고딕"/>
           <w:sz w:val="21"/>
         </w:rPr>
-        <w:t>전환 직후의 `ORA-16786`은 **판정 시차**다. 한 주기 뒤 다시 본다.</w:t>
+        <w:t>관측자는 인스턴스 없는 제3 호스트에서 돈다(`CONNECT IDENTIFIER IS`는 **ORA-01017**). 그리고 **"Standby가 방금까지 Primary와 연락했다"면 한 번 거부**한다.</w:t>
+      </w:r>
+    </w:p>
+    <w:p>
+      <w:pPr>
+        <w:pStyle w:val="ListBullet"/>
+      </w:pPr>
+      <w:r>
+        <w:rPr>
+          <w:rFonts w:ascii="맑은 고딕" w:hAnsi="맑은 고딕" w:eastAsia="맑은 고딕"/>
+          <w:sz w:val="21"/>
+        </w:rPr>
+        <w:t>FSFO가 켜진 상태에서는 **ORA-16824**, 재편입 중에는 **ORA-16657**이 붙는다. 재편입 직후에는 아직 `MOUNTED`이며 **역할 복귀와 적용 시작은 별개 단계**다.</w:t>
+      </w:r>
+    </w:p>
+    <w:p>
+      <w:pPr>
+        <w:pStyle w:val="ListBullet"/>
+      </w:pPr>
+      <w:r>
+        <w:rPr>
+          <w:rFonts w:ascii="맑은 고딕" w:hAnsi="맑은 고딕" w:eastAsia="맑은 고딕"/>
+          <w:sz w:val="21"/>
+        </w:rPr>
+        <w:t>정리 순서는 **`STOP OBSERVER` → `DISABLE` → 대상 삭제**.</w:t>
+      </w:r>
+    </w:p>
+    <w:p>
+      <w:pPr>
+        <w:pStyle w:val="ListBullet"/>
+      </w:pPr>
+      <w:r>
+        <w:rPr>
+          <w:rFonts w:ascii="맑은 고딕" w:hAnsi="맑은 고딕" w:eastAsia="맑은 고딕"/>
+          <w:sz w:val="21"/>
+        </w:rPr>
+        <w:t>Standby 백업은 열린 채로 된다(2,820MB → 550MB, 57초). 아카이브는 **RMAN-06820** 경고.</w:t>
+      </w:r>
+    </w:p>
+    <w:p>
+      <w:pPr>
+        <w:pStyle w:val="ListBullet"/>
+      </w:pPr>
+      <w:r>
+        <w:rPr>
+          <w:rFonts w:ascii="맑은 고딕" w:hAnsi="맑은 고딕" w:eastAsia="맑은 고딕"/>
+          <w:sz w:val="21"/>
+        </w:rPr>
+        <w:t>**백업 이력은 받은 쪽 컨트롤 파일에만 있다.** Primary에서는 보이지 않는다(11건 / 2건).</w:t>
+      </w:r>
+    </w:p>
+    <w:p>
+      <w:pPr>
+        <w:pStyle w:val="ListBullet"/>
+      </w:pPr>
+      <w:r>
+        <w:rPr>
+          <w:rFonts w:ascii="맑은 고딕" w:hAnsi="맑은 고딕" w:eastAsia="맑은 고딕"/>
+          <w:sz w:val="21"/>
+        </w:rPr>
+        <w:t>조각을 옮겨 `CATALOG START WITH`로 등록하면 **Primary의 파일 이름으로 인식**된다.</w:t>
       </w:r>
     </w:p>
     <w:p>
@@ -8215,7 +9099,7 @@
         <w:pStyle w:val="Heading2"/>
       </w:pPr>
       <w:r>
-        <w:t>16.10  퀴즈</w:t>
+        <w:t>16.11  퀴즈</w:t>
       </w:r>
     </w:p>
     <w:p>
@@ -8304,10 +9188,14 @@
     </w:p>
     <w:p>
       <w:pPr>
-        <w:pStyle w:val="Heading2"/>
+        <w:pStyle w:val="ListBullet"/>
       </w:pPr>
       <w:r>
-        <w:t>16.11  실습 개요</w:t>
+        <w:rPr>
+          <w:rFonts w:ascii="맑은 고딕" w:hAnsi="맑은 고딕" w:eastAsia="맑은 고딕"/>
+          <w:sz w:val="21"/>
+        </w:rPr>
+        <w:t>관측자가 임계값이 지난 뒤에도 한 번 전환을 거부한 이유를 로그를 근거로 설명하라.</w:t>
       </w:r>
     </w:p>
     <w:p>
@@ -8319,7 +9207,15 @@
           <w:rFonts w:ascii="맑은 고딕" w:hAnsi="맑은 고딕" w:eastAsia="맑은 고딕"/>
           <w:sz w:val="21"/>
         </w:rPr>
-        <w:t>실습 01 — 사전 점검: `SWITCHOVER_STATUS`와 `VALIDATE`로 전환 가능 여부를 판정한다.</w:t>
+        <w:t>Standby에서 받은 백업이 Primary에서 보이지 않는 이유와 두 가지 조치를 제시하라.</w:t>
+      </w:r>
+    </w:p>
+    <w:p>
+      <w:pPr>
+        <w:pStyle w:val="Heading2"/>
+      </w:pPr>
+      <w:r>
+        <w:t>16.12  실습 개요</w:t>
       </w:r>
     </w:p>
     <w:p>
@@ -8331,7 +9227,7 @@
           <w:rFonts w:ascii="맑은 고딕" w:hAnsi="맑은 고딕" w:eastAsia="맑은 고딕"/>
           <w:sz w:val="21"/>
         </w:rPr>
-        <w:t>실습 02 — Switchover: DGMGRL로 전환하고 출력을 단계별로 읽는다.</w:t>
+        <w:t>실습 01 — 사전 점검 / 실습 02 — Switchover: 전환 가능 여부를 판정하고 DGMGRL로 전환한다.</w:t>
       </w:r>
     </w:p>
     <w:p>
@@ -8343,19 +9239,7 @@
           <w:rFonts w:ascii="맑은 고딕" w:hAnsi="맑은 고딕" w:eastAsia="맑은 고딕"/>
           <w:sz w:val="21"/>
         </w:rPr>
-        <w:t>실습 03 — 전환 후 확인과 되돌리기: 파라미터가 뒤바뀐 것을 확인하고 원래대로 돌린다.</w:t>
-      </w:r>
-    </w:p>
-    <w:p>
-      <w:pPr>
-        <w:pStyle w:val="ListBullet"/>
-      </w:pPr>
-      <w:r>
-        <w:rPr>
-          <w:rFonts w:ascii="맑은 고딕" w:hAnsi="맑은 고딕" w:eastAsia="맑은 고딕"/>
-          <w:sz w:val="21"/>
-        </w:rPr>
-        <w:t>실습 04 — 전환 거부 재현: 없는 멤버·자기 자신으로 시도해 오류를 구별한다.</w:t>
+        <w:t>실습 03 — 전환 후 확인과 되돌리기 / 실습 04 — 전환 거부 재현.</w:t>
       </w:r>
     </w:p>
     <w:p>
@@ -8379,7 +9263,7 @@
           <w:rFonts w:ascii="맑은 고딕" w:hAnsi="맑은 고딕" w:eastAsia="맑은 고딕"/>
           <w:sz w:val="21"/>
         </w:rPr>
-        <w:t>실습 06 — 플래시백 준비: 양쪽에 켜고 공간과 로그 파일을 확인한다.</w:t>
+        <w:t>실습 06 — 플래시백 준비 / 실습 07 — Failover와 Reinstate: 강제 종료 → Failover → Reinstate → 원복.</w:t>
       </w:r>
     </w:p>
     <w:p>
@@ -8391,7 +9275,19 @@
           <w:rFonts w:ascii="맑은 고딕" w:hAnsi="맑은 고딕" w:eastAsia="맑은 고딕"/>
           <w:sz w:val="21"/>
         </w:rPr>
-        <w:t>실습 07 — Failover와 Reinstate: 강제 종료 → Failover → Reinstate → 원복.</w:t>
+        <w:t>실습 08 — **관측자와 FSFO 실제 발동**: 제3 호스트에 관측자를 띄우고 자동 전환·자동 재편입을 관찰한다.</w:t>
+      </w:r>
+    </w:p>
+    <w:p>
+      <w:pPr>
+        <w:pStyle w:val="ListBullet"/>
+      </w:pPr>
+      <w:r>
+        <w:rPr>
+          <w:rFonts w:ascii="맑은 고딕" w:hAnsi="맑은 고딕" w:eastAsia="맑은 고딕"/>
+          <w:sz w:val="21"/>
+        </w:rPr>
+        <w:t>실습 09 — Standby 백업 활용: Standby에서 RMAN 백업을 받고 Primary에서의 가시성을 확인한다.</w:t>
       </w:r>
     </w:p>
     <w:p>
